--- a/next.js_roadmap.docx
+++ b/next.js_roadmap.docx
@@ -637,6 +637,7 @@
           <w:noProof/>
           <w:lang w:val="en-MG"/>
         </w:rPr>
+        <w:lastRenderedPageBreak/>
         <w:drawing>
           <wp:inline distT="0" distB="0" distL="0" distR="0" wp14:anchorId="79053065" wp14:editId="571E7CB7">
             <wp:extent cx="5201376" cy="190527"/>
@@ -1113,6 +1114,7 @@
         <w:rPr>
           <w:lang w:val="en-MG"/>
         </w:rPr>
+        <w:lastRenderedPageBreak/>
         <w:t>Using next/font</w:t>
       </w:r>
     </w:p>
@@ -1647,6 +1649,7 @@
       </w:pPr>
       <w:r>
         <w:rPr>
+          <w:noProof/>
           <w:lang w:val="en-MG"/>
         </w:rPr>
         <w:drawing>
@@ -1827,6 +1830,9 @@
     </w:p>
     <w:p>
       <w:r>
+        <w:rPr>
+          <w:noProof/>
+        </w:rPr>
         <w:drawing>
           <wp:inline distT="0" distB="0" distL="0" distR="0" wp14:anchorId="729D29AC" wp14:editId="756A6A9B">
             <wp:extent cx="5731510" cy="389255"/>
@@ -1900,6 +1906,52 @@
     </w:p>
     <w:p>
       <w:r>
+        <w:rPr>
+          <w:noProof/>
+        </w:rPr>
+        <w:lastRenderedPageBreak/>
+        <w:drawing>
+          <wp:inline distT="0" distB="0" distL="0" distR="0" wp14:anchorId="6F5396F0" wp14:editId="3DB13B16">
+            <wp:extent cx="5731510" cy="2241550"/>
+            <wp:effectExtent l="0" t="0" r="0" b="0"/>
+            <wp:docPr id="293552671" name="Picture 1" descr="A screenshot of a computer&#10;&#10;AI-generated content may be incorrect."/>
+            <wp:cNvGraphicFramePr>
+              <a:graphicFrameLocks xmlns:a="http://schemas.openxmlformats.org/drawingml/2006/main" noChangeAspect="1"/>
+            </wp:cNvGraphicFramePr>
+            <a:graphic xmlns:a="http://schemas.openxmlformats.org/drawingml/2006/main">
+              <a:graphicData uri="http://schemas.openxmlformats.org/drawingml/2006/picture">
+                <pic:pic xmlns:pic="http://schemas.openxmlformats.org/drawingml/2006/picture">
+                  <pic:nvPicPr>
+                    <pic:cNvPr id="293552671" name="Picture 1" descr="A screenshot of a computer&#10;&#10;AI-generated content may be incorrect."/>
+                    <pic:cNvPicPr/>
+                  </pic:nvPicPr>
+                  <pic:blipFill>
+                    <a:blip r:embed="rId18"/>
+                    <a:stretch>
+                      <a:fillRect/>
+                    </a:stretch>
+                  </pic:blipFill>
+                  <pic:spPr>
+                    <a:xfrm>
+                      <a:off x="0" y="0"/>
+                      <a:ext cx="5731510" cy="2241550"/>
+                    </a:xfrm>
+                    <a:prstGeom prst="rect">
+                      <a:avLst/>
+                    </a:prstGeom>
+                  </pic:spPr>
+                </pic:pic>
+              </a:graphicData>
+            </a:graphic>
+          </wp:inline>
+        </w:drawing>
+      </w:r>
+    </w:p>
+    <w:p>
+      <w:r>
+        <w:rPr>
+          <w:noProof/>
+        </w:rPr>
         <w:drawing>
           <wp:inline distT="0" distB="0" distL="0" distR="0" wp14:anchorId="259EAF8A" wp14:editId="301C65D4">
             <wp:extent cx="5731510" cy="444500"/>
@@ -1916,7 +1968,7 @@
                     <pic:cNvPicPr/>
                   </pic:nvPicPr>
                   <pic:blipFill>
-                    <a:blip r:embed="rId18"/>
+                    <a:blip r:embed="rId19"/>
                     <a:stretch>
                       <a:fillRect/>
                     </a:stretch>
@@ -1991,6 +2043,235 @@
     </w:p>
     <w:p>
       <w:pPr>
+        <w:pStyle w:val="Heading4"/>
+        <w:rPr>
+          <w:lang w:val="en-MG"/>
+        </w:rPr>
+      </w:pPr>
+      <w:r>
+        <w:rPr>
+          <w:lang w:val="en-MG"/>
+        </w:rPr>
+        <w:t>Fill property in Next/image</w:t>
+      </w:r>
+    </w:p>
+    <w:p>
+      <w:r>
+        <w:t>In Next.js, the fill prop allows an image to occupy the </w:t>
+      </w:r>
+      <w:r>
+        <w:rPr>
+          <w:b/>
+          <w:bCs/>
+        </w:rPr>
+        <w:t>entire dimensions of its parent container</w:t>
+      </w:r>
+      <w:r>
+        <w:t> instead of having a fixed </w:t>
+      </w:r>
+      <w:hyperlink r:id="rId20" w:tgtFrame="_blank" w:history="1">
+        <w:r>
+          <w:rPr>
+            <w:rStyle w:val="Hyperlink"/>
+          </w:rPr>
+          <w:t>width and height</w:t>
+        </w:r>
+      </w:hyperlink>
+      <w:r>
+        <w:t>. This is particularly useful for responsive designs where the image size is unknown or depends on the layout</w:t>
+      </w:r>
+    </w:p>
+    <w:p>
+      <w:pPr>
+        <w:rPr>
+          <w:b/>
+          <w:bCs/>
+        </w:rPr>
+      </w:pPr>
+      <w:r>
+        <w:rPr>
+          <w:b/>
+          <w:bCs/>
+        </w:rPr>
+        <w:t>Core Requirements</w:t>
+      </w:r>
+    </w:p>
+    <w:p>
+      <w:pPr>
+        <w:numPr>
+          <w:ilvl w:val="0"/>
+          <w:numId w:val="9"/>
+        </w:numPr>
+        <w:rPr>
+          <w:lang w:val="en-MG"/>
+        </w:rPr>
+      </w:pPr>
+      <w:r>
+        <w:rPr>
+          <w:b/>
+          <w:bCs/>
+          <w:lang w:val="en-MG"/>
+        </w:rPr>
+        <w:t>Boolean Value:</w:t>
+      </w:r>
+      <w:r>
+        <w:rPr>
+          <w:lang w:val="en-MG"/>
+        </w:rPr>
+        <w:t> Use fill={true} (or simply fill).</w:t>
+      </w:r>
+    </w:p>
+    <w:p>
+      <w:pPr>
+        <w:pStyle w:val="ListParagraph"/>
+        <w:numPr>
+          <w:ilvl w:val="0"/>
+          <w:numId w:val="9"/>
+        </w:numPr>
+        <w:rPr>
+          <w:lang w:val="en-MG"/>
+        </w:rPr>
+      </w:pPr>
+      <w:r>
+        <w:rPr>
+          <w:b/>
+          <w:bCs/>
+        </w:rPr>
+        <w:t>Parent Styling:</w:t>
+      </w:r>
+      <w:r>
+        <w:t> The parent element </w:t>
+      </w:r>
+      <w:r>
+        <w:rPr>
+          <w:b/>
+          <w:bCs/>
+        </w:rPr>
+        <w:t>must</w:t>
+      </w:r>
+      <w:r>
+        <w:t> have a defined position, such as position: relative, position: absolute, or position: fixed</w:t>
+      </w:r>
+    </w:p>
+    <w:p>
+      <w:pPr>
+        <w:pStyle w:val="ListParagraph"/>
+        <w:numPr>
+          <w:ilvl w:val="0"/>
+          <w:numId w:val="9"/>
+        </w:numPr>
+        <w:rPr>
+          <w:lang w:val="en-MG"/>
+        </w:rPr>
+      </w:pPr>
+      <w:r>
+        <w:rPr>
+          <w:b/>
+          <w:bCs/>
+        </w:rPr>
+        <w:t>No Width/Height:</w:t>
+      </w:r>
+      <w:r>
+        <w:t> When using fill, do not provide width or height props, as they will be ignored</w:t>
+      </w:r>
+    </w:p>
+    <w:p>
+      <w:pPr>
+        <w:rPr>
+          <w:b/>
+          <w:bCs/>
+        </w:rPr>
+      </w:pPr>
+      <w:r>
+        <w:rPr>
+          <w:b/>
+          <w:bCs/>
+        </w:rPr>
+        <w:t>Essential Accompanying Props</w:t>
+      </w:r>
+    </w:p>
+    <w:p>
+      <w:r>
+        <w:t>To ensure the image displays correctly and remains optimized, use these additional props: </w:t>
+      </w:r>
+    </w:p>
+    <w:p>
+      <w:pPr>
+        <w:pStyle w:val="ListParagraph"/>
+        <w:numPr>
+          <w:ilvl w:val="0"/>
+          <w:numId w:val="10"/>
+        </w:numPr>
+        <w:rPr>
+          <w:lang w:val="en-MG"/>
+        </w:rPr>
+      </w:pPr>
+      <w:r>
+        <w:rPr>
+          <w:b/>
+          <w:bCs/>
+        </w:rPr>
+        <w:t>sizes (Highly Recommended):</w:t>
+      </w:r>
+      <w:r>
+        <w:t> This informs the browser how much of the viewport the image will take at different breakpoints. Without it, Next.js defaults to 100vw (full width), which can lead to downloading unnecessarily large files on smaller screens</w:t>
+      </w:r>
+      <w:r>
+        <w:t>.</w:t>
+      </w:r>
+    </w:p>
+    <w:p>
+      <w:pPr>
+        <w:pStyle w:val="ListParagraph"/>
+        <w:numPr>
+          <w:ilvl w:val="0"/>
+          <w:numId w:val="10"/>
+        </w:numPr>
+        <w:rPr>
+          <w:lang w:val="en-MG"/>
+        </w:rPr>
+      </w:pPr>
+      <w:r>
+        <w:rPr>
+          <w:i/>
+          <w:iCs/>
+        </w:rPr>
+        <w:t>Example:</w:t>
+      </w:r>
+      <w:r>
+        <w:t> </w:t>
+      </w:r>
+      <w:r>
+        <w:rPr>
+          <w:lang w:val="en-MG"/>
+        </w:rPr>
+        <w:t>sizes="(max-width: 768px) 100vw, (max-width: 1200px) 50vw, 33vw"</w:t>
+      </w:r>
+    </w:p>
+    <w:p>
+      <w:pPr>
+        <w:pStyle w:val="ListParagraph"/>
+        <w:numPr>
+          <w:ilvl w:val="0"/>
+          <w:numId w:val="10"/>
+        </w:numPr>
+        <w:rPr>
+          <w:lang w:val="en-MG"/>
+        </w:rPr>
+      </w:pPr>
+      <w:r>
+        <w:rPr>
+          <w:b/>
+          <w:bCs/>
+        </w:rPr>
+        <w:t>CSS object-fit:</w:t>
+      </w:r>
+      <w:r>
+        <w:t> Since fill stretches the image to fit the container, use object-fit to maintain the aspect ratio</w:t>
+      </w:r>
+    </w:p>
+    <w:p>
+      <w:pPr>
         <w:pStyle w:val="Heading2"/>
         <w:rPr>
           <w:lang w:val="en-MG"/>
@@ -2000,6 +2281,7 @@
         <w:rPr>
           <w:lang w:val="en-MG"/>
         </w:rPr>
+        <w:lastRenderedPageBreak/>
         <w:t>Creating Layouts and Pages</w:t>
       </w:r>
     </w:p>
@@ -2058,7 +2340,7 @@
                     </pic:cNvPicPr>
                   </pic:nvPicPr>
                   <pic:blipFill>
-                    <a:blip r:embed="rId19" cstate="print">
+                    <a:blip r:embed="rId21" cstate="print">
                       <a:extLst>
                         <a:ext uri="{28A0092B-C50C-407E-A947-70E740481C1C}">
                           <a14:useLocalDpi xmlns:a14="http://schemas.microsoft.com/office/drawing/2010/main" val="0"/>
@@ -2270,6 +2552,9 @@
     </w:p>
     <w:p>
       <w:r>
+        <w:rPr>
+          <w:noProof/>
+        </w:rPr>
         <w:drawing>
           <wp:inline distT="0" distB="0" distL="0" distR="0" wp14:anchorId="5CB0196F" wp14:editId="3A5525DE">
             <wp:extent cx="5731510" cy="835025"/>
@@ -2286,7 +2571,7 @@
                     <pic:cNvPicPr/>
                   </pic:nvPicPr>
                   <pic:blipFill>
-                    <a:blip r:embed="rId20"/>
+                    <a:blip r:embed="rId22"/>
                     <a:stretch>
                       <a:fillRect/>
                     </a:stretch>
@@ -2336,86 +2621,89 @@
         <w:pStyle w:val="Heading2"/>
       </w:pPr>
       <w:r>
+        <w:t>Navigating between Pages</w:t>
+      </w:r>
+    </w:p>
+    <w:p>
+      <w:pPr>
+        <w:pStyle w:val="Heading3"/>
+      </w:pPr>
+      <w:r>
+        <w:t>Why opt</w:t>
+      </w:r>
+      <w:r>
+        <w:t>imize navigation?</w:t>
+      </w:r>
+    </w:p>
+    <w:p>
+      <w:r>
+        <w:t xml:space="preserve">Traditionally, we use anchor tag </w:t>
+      </w:r>
+      <w:r>
+        <w:rPr>
+          <w:b/>
+          <w:bCs/>
+        </w:rPr>
+        <w:t>&lt;a&gt;</w:t>
+      </w:r>
+      <w:r>
+        <w:t xml:space="preserve"> to link b</w:t>
+      </w:r>
+      <w:r>
+        <w:t>etween pages</w:t>
+      </w:r>
+      <w:r>
+        <w:t xml:space="preserve">, but using </w:t>
+      </w:r>
+      <w:r>
+        <w:rPr>
+          <w:b/>
+          <w:bCs/>
+        </w:rPr>
+        <w:t>&lt;a&gt;</w:t>
+      </w:r>
+      <w:r>
+        <w:t xml:space="preserve"> will reload the </w:t>
+      </w:r>
+      <w:r>
+        <w:t>full page</w:t>
+      </w:r>
+    </w:p>
+    <w:p>
+      <w:pPr>
+        <w:pStyle w:val="Heading3"/>
+      </w:pPr>
+      <w:r>
+        <w:t>The &lt;Link</w:t>
+      </w:r>
+      <w:r>
+        <w:t xml:space="preserve"> /</w:t>
+      </w:r>
+      <w:r>
+        <w:t>&gt; component</w:t>
+      </w:r>
+    </w:p>
+    <w:p>
+      <w:r>
+        <w:t xml:space="preserve">In Next.js, we can use the </w:t>
+      </w:r>
+      <w:r>
+        <w:rPr>
+          <w:b/>
+          <w:bCs/>
+        </w:rPr>
+        <w:t>&lt;Link /&gt;</w:t>
+      </w:r>
+      <w:r>
+        <w:t xml:space="preserve"> component to link between pages.</w:t>
+      </w:r>
+    </w:p>
+    <w:p>
+      <w:r>
+        <w:rPr>
+          <w:noProof/>
+        </w:rPr>
         <w:lastRenderedPageBreak/>
-        <w:t>Navigating between Pages</w:t>
-      </w:r>
-    </w:p>
-    <w:p>
-      <w:pPr>
-        <w:pStyle w:val="Heading3"/>
-      </w:pPr>
-      <w:r>
-        <w:t>Why opt</w:t>
-      </w:r>
-      <w:r>
-        <w:t>imize navigation?</w:t>
-      </w:r>
-    </w:p>
-    <w:p>
-      <w:r>
-        <w:t xml:space="preserve">Traditionally, we use anchor tag </w:t>
-      </w:r>
-      <w:r>
-        <w:rPr>
-          <w:b/>
-          <w:bCs/>
-        </w:rPr>
-        <w:t>&lt;a&gt;</w:t>
-      </w:r>
-      <w:r>
-        <w:t xml:space="preserve"> to link b</w:t>
-      </w:r>
-      <w:r>
-        <w:t>etween pages</w:t>
-      </w:r>
-      <w:r>
-        <w:t xml:space="preserve">, but using </w:t>
-      </w:r>
-      <w:r>
-        <w:rPr>
-          <w:b/>
-          <w:bCs/>
-        </w:rPr>
-        <w:t>&lt;a&gt;</w:t>
-      </w:r>
-      <w:r>
-        <w:t xml:space="preserve"> will reload the </w:t>
-      </w:r>
-      <w:r>
-        <w:t>full page</w:t>
-      </w:r>
-    </w:p>
-    <w:p>
-      <w:pPr>
-        <w:pStyle w:val="Heading3"/>
-      </w:pPr>
-      <w:r>
-        <w:t>The &lt;Link</w:t>
-      </w:r>
-      <w:r>
-        <w:t xml:space="preserve"> /</w:t>
-      </w:r>
-      <w:r>
-        <w:t>&gt; component</w:t>
-      </w:r>
-    </w:p>
-    <w:p>
-      <w:r>
-        <w:t xml:space="preserve">In Next.js, we can use the </w:t>
-      </w:r>
-      <w:r>
-        <w:rPr>
-          <w:b/>
-          <w:bCs/>
-        </w:rPr>
-        <w:t>&lt;Link /&gt;</w:t>
-      </w:r>
-      <w:r>
-        <w:t xml:space="preserve"> component to link between pages.</w:t>
-      </w:r>
-    </w:p>
-    <w:p>
-      <w:r>
         <w:drawing>
           <wp:inline distT="0" distB="0" distL="0" distR="0" wp14:anchorId="5B3C5E4A" wp14:editId="4283A2FE">
             <wp:extent cx="5731510" cy="1128395"/>
@@ -2432,7 +2720,7 @@
                     <pic:cNvPicPr/>
                   </pic:nvPicPr>
                   <pic:blipFill>
-                    <a:blip r:embed="rId21"/>
+                    <a:blip r:embed="rId23"/>
                     <a:stretch>
                       <a:fillRect/>
                     </a:stretch>
@@ -2539,6 +2827,7 @@
         <w:t xml:space="preserve"> that we can use to check the path and implement active link.</w:t>
       </w:r>
     </w:p>
+    <w:p/>
     <w:p>
       <w:pPr>
         <w:rPr>
@@ -2687,40 +2976,1523 @@
         <w:t>“This component must run on the browser, not on the server”</w:t>
       </w:r>
     </w:p>
+    <w:p>
+      <w:r>
+        <w:rPr>
+          <w:noProof/>
+        </w:rPr>
+        <w:drawing>
+          <wp:inline distT="0" distB="0" distL="0" distR="0" wp14:anchorId="57E5E9D3" wp14:editId="280CA3FF">
+            <wp:extent cx="5731510" cy="1546860"/>
+            <wp:effectExtent l="0" t="0" r="0" b="0"/>
+            <wp:docPr id="1270200905" name="Picture 1" descr="A computer code with text&#10;&#10;AI-generated content may be incorrect."/>
+            <wp:cNvGraphicFramePr>
+              <a:graphicFrameLocks xmlns:a="http://schemas.openxmlformats.org/drawingml/2006/main" noChangeAspect="1"/>
+            </wp:cNvGraphicFramePr>
+            <a:graphic xmlns:a="http://schemas.openxmlformats.org/drawingml/2006/main">
+              <a:graphicData uri="http://schemas.openxmlformats.org/drawingml/2006/picture">
+                <pic:pic xmlns:pic="http://schemas.openxmlformats.org/drawingml/2006/picture">
+                  <pic:nvPicPr>
+                    <pic:cNvPr id="1270200905" name="Picture 1" descr="A computer code with text&#10;&#10;AI-generated content may be incorrect."/>
+                    <pic:cNvPicPr/>
+                  </pic:nvPicPr>
+                  <pic:blipFill>
+                    <a:blip r:embed="rId24"/>
+                    <a:stretch>
+                      <a:fillRect/>
+                    </a:stretch>
+                  </pic:blipFill>
+                  <pic:spPr>
+                    <a:xfrm>
+                      <a:off x="0" y="0"/>
+                      <a:ext cx="5731510" cy="1546860"/>
+                    </a:xfrm>
+                    <a:prstGeom prst="rect">
+                      <a:avLst/>
+                    </a:prstGeom>
+                  </pic:spPr>
+                </pic:pic>
+              </a:graphicData>
+            </a:graphic>
+          </wp:inline>
+        </w:drawing>
+      </w:r>
+    </w:p>
+    <w:p>
+      <w:pPr>
+        <w:pStyle w:val="Heading2"/>
+        <w:rPr>
+          <w:lang w:val="en-MG"/>
+        </w:rPr>
+      </w:pPr>
+      <w:r>
+        <w:rPr>
+          <w:lang w:val="en-MG"/>
+        </w:rPr>
+        <w:t>Setting up your Database</w:t>
+      </w:r>
+    </w:p>
+    <w:p>
+      <w:pPr>
+        <w:rPr>
+          <w:lang w:val="en-MG"/>
+        </w:rPr>
+      </w:pPr>
+      <w:r>
+        <w:rPr>
+          <w:lang w:val="en-MG"/>
+        </w:rPr>
+        <w:t>Seeding database mean populating database with initial data</w:t>
+      </w:r>
+    </w:p>
+    <w:p>
+      <w:pPr>
+        <w:pStyle w:val="Heading3"/>
+        <w:rPr>
+          <w:lang w:val="en-MG"/>
+        </w:rPr>
+      </w:pPr>
+      <w:r>
+        <w:rPr>
+          <w:lang w:val="en-MG"/>
+        </w:rPr>
+        <w:t>Type in Typescript</w:t>
+      </w:r>
+    </w:p>
+    <w:p>
+      <w:pPr>
+        <w:rPr>
+          <w:lang w:val="en-MG"/>
+        </w:rPr>
+      </w:pPr>
+      <w:r>
+        <w:rPr>
+          <w:lang w:val="en-MG"/>
+        </w:rPr>
+        <w:t xml:space="preserve">The ? after </w:t>
+      </w:r>
+      <w:r>
+        <w:rPr>
+          <w:lang w:val="en-MG"/>
+        </w:rPr>
+        <w:t>property name</w:t>
+      </w:r>
+      <w:r>
+        <w:rPr>
+          <w:lang w:val="en-MG"/>
+        </w:rPr>
+        <w:t xml:space="preserve"> </w:t>
+      </w:r>
+      <w:r>
+        <w:rPr>
+          <w:lang w:val="en-MG"/>
+        </w:rPr>
+        <w:t>means</w:t>
+      </w:r>
+      <w:r>
+        <w:rPr>
+          <w:lang w:val="en-MG"/>
+        </w:rPr>
+        <w:t xml:space="preserve"> that the </w:t>
+      </w:r>
+      <w:r>
+        <w:rPr>
+          <w:lang w:val="en-MG"/>
+        </w:rPr>
+        <w:t>property</w:t>
+      </w:r>
+      <w:r>
+        <w:rPr>
+          <w:lang w:val="en-MG"/>
+        </w:rPr>
+        <w:t xml:space="preserve"> is optional</w:t>
+      </w:r>
+      <w:r>
+        <w:rPr>
+          <w:lang w:val="en-MG"/>
+        </w:rPr>
+        <w:t xml:space="preserve"> or </w:t>
+      </w:r>
+      <w:r>
+        <w:rPr>
+          <w:lang w:val="en-MG"/>
+        </w:rPr>
+        <w:t>may not exist on the object.</w:t>
+      </w:r>
+    </w:p>
+    <w:p>
+      <w:pPr>
+        <w:rPr>
+          <w:lang w:val="en-MG"/>
+        </w:rPr>
+      </w:pPr>
+      <w:r>
+        <w:rPr>
+          <w:noProof/>
+          <w:lang w:val="en-MG"/>
+        </w:rPr>
+        <w:drawing>
+          <wp:inline distT="0" distB="0" distL="0" distR="0" wp14:anchorId="76BF3140" wp14:editId="27BAD9A5">
+            <wp:extent cx="5731510" cy="1310005"/>
+            <wp:effectExtent l="0" t="0" r="0" b="0"/>
+            <wp:docPr id="1027406397" name="Picture 1"/>
+            <wp:cNvGraphicFramePr>
+              <a:graphicFrameLocks xmlns:a="http://schemas.openxmlformats.org/drawingml/2006/main" noChangeAspect="1"/>
+            </wp:cNvGraphicFramePr>
+            <a:graphic xmlns:a="http://schemas.openxmlformats.org/drawingml/2006/main">
+              <a:graphicData uri="http://schemas.openxmlformats.org/drawingml/2006/picture">
+                <pic:pic xmlns:pic="http://schemas.openxmlformats.org/drawingml/2006/picture">
+                  <pic:nvPicPr>
+                    <pic:cNvPr id="1027406397" name=""/>
+                    <pic:cNvPicPr/>
+                  </pic:nvPicPr>
+                  <pic:blipFill>
+                    <a:blip r:embed="rId25"/>
+                    <a:stretch>
+                      <a:fillRect/>
+                    </a:stretch>
+                  </pic:blipFill>
+                  <pic:spPr>
+                    <a:xfrm>
+                      <a:off x="0" y="0"/>
+                      <a:ext cx="5731510" cy="1310005"/>
+                    </a:xfrm>
+                    <a:prstGeom prst="rect">
+                      <a:avLst/>
+                    </a:prstGeom>
+                  </pic:spPr>
+                </pic:pic>
+              </a:graphicData>
+            </a:graphic>
+          </wp:inline>
+        </w:drawing>
+      </w:r>
+    </w:p>
+    <w:p>
+      <w:pPr>
+        <w:pStyle w:val="Heading3"/>
+        <w:rPr>
+          <w:lang w:val="en-MG"/>
+        </w:rPr>
+      </w:pPr>
+      <w:proofErr w:type="spellStart"/>
+      <w:r>
+        <w:rPr>
+          <w:lang w:val="en-MG"/>
+        </w:rPr>
+        <w:lastRenderedPageBreak/>
+        <w:t>Post</w:t>
+      </w:r>
+      <w:r>
+        <w:rPr>
+          <w:lang w:val="en-MG"/>
+        </w:rPr>
+        <w:t>reSQL</w:t>
+      </w:r>
+      <w:proofErr w:type="spellEnd"/>
+    </w:p>
+    <w:p>
+      <w:pPr>
+        <w:pStyle w:val="Heading4"/>
+        <w:rPr>
+          <w:lang w:val="en-MG"/>
+        </w:rPr>
+      </w:pPr>
+      <w:r>
+        <w:rPr>
+          <w:lang w:val="en-MG"/>
+        </w:rPr>
+        <w:t>What SSL is</w:t>
+      </w:r>
+    </w:p>
+    <w:p>
+      <w:pPr>
+        <w:rPr>
+          <w:lang w:val="en-MG"/>
+        </w:rPr>
+      </w:pPr>
+      <w:r>
+        <w:rPr>
+          <w:noProof/>
+          <w:lang w:val="en-MG"/>
+        </w:rPr>
+        <w:drawing>
+          <wp:inline distT="0" distB="0" distL="0" distR="0" wp14:anchorId="5D1C712A" wp14:editId="2EC0D536">
+            <wp:extent cx="5731510" cy="831215"/>
+            <wp:effectExtent l="0" t="0" r="0" b="0"/>
+            <wp:docPr id="378768179" name="Picture 1"/>
+            <wp:cNvGraphicFramePr>
+              <a:graphicFrameLocks xmlns:a="http://schemas.openxmlformats.org/drawingml/2006/main" noChangeAspect="1"/>
+            </wp:cNvGraphicFramePr>
+            <a:graphic xmlns:a="http://schemas.openxmlformats.org/drawingml/2006/main">
+              <a:graphicData uri="http://schemas.openxmlformats.org/drawingml/2006/picture">
+                <pic:pic xmlns:pic="http://schemas.openxmlformats.org/drawingml/2006/picture">
+                  <pic:nvPicPr>
+                    <pic:cNvPr id="378768179" name=""/>
+                    <pic:cNvPicPr/>
+                  </pic:nvPicPr>
+                  <pic:blipFill>
+                    <a:blip r:embed="rId26"/>
+                    <a:stretch>
+                      <a:fillRect/>
+                    </a:stretch>
+                  </pic:blipFill>
+                  <pic:spPr>
+                    <a:xfrm>
+                      <a:off x="0" y="0"/>
+                      <a:ext cx="5731510" cy="831215"/>
+                    </a:xfrm>
+                    <a:prstGeom prst="rect">
+                      <a:avLst/>
+                    </a:prstGeom>
+                  </pic:spPr>
+                </pic:pic>
+              </a:graphicData>
+            </a:graphic>
+          </wp:inline>
+        </w:drawing>
+      </w:r>
+    </w:p>
+    <w:p>
+      <w:pPr>
+        <w:rPr>
+          <w:lang w:val="en-MG"/>
+        </w:rPr>
+      </w:pPr>
+      <w:proofErr w:type="spellStart"/>
+      <w:r>
+        <w:rPr>
+          <w:lang w:val="en-MG"/>
+        </w:rPr>
+        <w:t>Ssl</w:t>
+      </w:r>
+      <w:proofErr w:type="spellEnd"/>
+      <w:r>
+        <w:rPr>
+          <w:lang w:val="en-MG"/>
+        </w:rPr>
+        <w:t xml:space="preserve"> is a configuration for a secure communication between your application and the database.</w:t>
+      </w:r>
+    </w:p>
+    <w:p>
+      <w:pPr>
+        <w:pStyle w:val="ListParagraph"/>
+        <w:numPr>
+          <w:ilvl w:val="0"/>
+          <w:numId w:val="11"/>
+        </w:numPr>
+        <w:rPr>
+          <w:lang w:val="en-MG"/>
+        </w:rPr>
+      </w:pPr>
+      <w:r>
+        <w:rPr>
+          <w:b/>
+          <w:bCs/>
+          <w:lang w:val="en-MG"/>
+        </w:rPr>
+        <w:t xml:space="preserve">SSL </w:t>
+      </w:r>
+      <w:r>
+        <w:rPr>
+          <w:lang w:val="en-MG"/>
+        </w:rPr>
+        <w:t xml:space="preserve">stands for </w:t>
+      </w:r>
+      <w:r>
+        <w:rPr>
+          <w:b/>
+          <w:bCs/>
+          <w:lang w:val="en-MG"/>
+        </w:rPr>
+        <w:t xml:space="preserve">Secure Socket Layer </w:t>
+      </w:r>
+      <w:r>
+        <w:rPr>
+          <w:lang w:val="en-MG"/>
+        </w:rPr>
+        <w:t xml:space="preserve">(often called </w:t>
+      </w:r>
+      <w:r>
+        <w:rPr>
+          <w:b/>
+          <w:bCs/>
+          <w:lang w:val="en-MG"/>
+        </w:rPr>
+        <w:t>TSL</w:t>
+      </w:r>
+      <w:r>
+        <w:rPr>
+          <w:lang w:val="en-MG"/>
+        </w:rPr>
+        <w:t xml:space="preserve"> nowadays).</w:t>
+      </w:r>
+    </w:p>
+    <w:p>
+      <w:pPr>
+        <w:pStyle w:val="ListParagraph"/>
+        <w:numPr>
+          <w:ilvl w:val="0"/>
+          <w:numId w:val="11"/>
+        </w:numPr>
+        <w:rPr>
+          <w:lang w:val="en-MG"/>
+        </w:rPr>
+      </w:pPr>
+      <w:r>
+        <w:rPr>
+          <w:lang w:val="en-MG"/>
+        </w:rPr>
+        <w:t xml:space="preserve">It encrypts </w:t>
+      </w:r>
+      <w:r>
+        <w:rPr>
+          <w:lang w:val="en-MG"/>
+        </w:rPr>
+        <w:t>the connection</w:t>
+      </w:r>
+      <w:r>
+        <w:rPr>
+          <w:lang w:val="en-MG"/>
+        </w:rPr>
+        <w:t xml:space="preserve"> between your app and database.</w:t>
+      </w:r>
+    </w:p>
+    <w:p>
+      <w:pPr>
+        <w:pStyle w:val="ListParagraph"/>
+        <w:numPr>
+          <w:ilvl w:val="0"/>
+          <w:numId w:val="11"/>
+        </w:numPr>
+        <w:rPr>
+          <w:lang w:val="en-MG"/>
+        </w:rPr>
+      </w:pPr>
+      <w:r>
+        <w:rPr>
+          <w:lang w:val="en-MG"/>
+        </w:rPr>
+        <w:t xml:space="preserve">Encryption ensures that </w:t>
+      </w:r>
+      <w:r>
+        <w:rPr>
+          <w:b/>
+          <w:bCs/>
+          <w:lang w:val="en-MG"/>
+        </w:rPr>
+        <w:t xml:space="preserve">no one can read the data </w:t>
+      </w:r>
+      <w:r>
+        <w:rPr>
+          <w:lang w:val="en-MG"/>
+        </w:rPr>
+        <w:t>while it travels over the internet.</w:t>
+      </w:r>
+    </w:p>
+    <w:p>
+      <w:pPr>
+        <w:pStyle w:val="ListParagraph"/>
+        <w:numPr>
+          <w:ilvl w:val="0"/>
+          <w:numId w:val="11"/>
+        </w:numPr>
+        <w:rPr>
+          <w:lang w:val="en-MG"/>
+        </w:rPr>
+      </w:pPr>
+      <w:r>
+        <w:rPr>
+          <w:lang w:val="en-MG"/>
+        </w:rPr>
+        <w:t xml:space="preserve">Without </w:t>
+      </w:r>
+      <w:r>
+        <w:rPr>
+          <w:b/>
+          <w:bCs/>
+          <w:lang w:val="en-MG"/>
+        </w:rPr>
+        <w:t>SSL</w:t>
+      </w:r>
+      <w:r>
+        <w:rPr>
+          <w:lang w:val="en-MG"/>
+        </w:rPr>
+        <w:t>, anyone intercepting the network traffic could see sensitive data (like passwords or queries).</w:t>
+      </w:r>
+    </w:p>
+    <w:p>
+      <w:r>
+        <w:t>Summary:</w:t>
+      </w:r>
+    </w:p>
+    <w:p>
+      <w:pPr>
+        <w:pStyle w:val="ListParagraph"/>
+        <w:numPr>
+          <w:ilvl w:val="0"/>
+          <w:numId w:val="12"/>
+        </w:numPr>
+        <w:rPr>
+          <w:lang w:val="en-MG"/>
+        </w:rPr>
+      </w:pPr>
+      <w:proofErr w:type="spellStart"/>
+      <w:r>
+        <w:rPr>
+          <w:lang w:val="en-MG"/>
+        </w:rPr>
+        <w:t>ssl</w:t>
+      </w:r>
+      <w:proofErr w:type="spellEnd"/>
+      <w:r>
+        <w:rPr>
+          <w:lang w:val="en-MG"/>
+        </w:rPr>
+        <w:t xml:space="preserve"> = encrypts the connection (locked envelope).</w:t>
+      </w:r>
+    </w:p>
+    <w:p>
+      <w:pPr>
+        <w:pStyle w:val="ListParagraph"/>
+        <w:numPr>
+          <w:ilvl w:val="0"/>
+          <w:numId w:val="12"/>
+        </w:numPr>
+        <w:rPr>
+          <w:lang w:val="en-MG"/>
+        </w:rPr>
+      </w:pPr>
+      <w:proofErr w:type="spellStart"/>
+      <w:r>
+        <w:rPr>
+          <w:lang w:val="en-MG"/>
+        </w:rPr>
+        <w:t>rejectUnauthorized</w:t>
+      </w:r>
+      <w:proofErr w:type="spellEnd"/>
+      <w:r>
+        <w:rPr>
+          <w:lang w:val="en-MG"/>
+        </w:rPr>
+        <w:t xml:space="preserve"> = verify the certificate (check sender’s ID).</w:t>
+      </w:r>
+    </w:p>
+    <w:p>
+      <w:pPr>
+        <w:pStyle w:val="ListParagraph"/>
+        <w:numPr>
+          <w:ilvl w:val="0"/>
+          <w:numId w:val="12"/>
+        </w:numPr>
+        <w:rPr>
+          <w:lang w:val="en-MG"/>
+        </w:rPr>
+      </w:pPr>
+      <w:r>
+        <w:rPr>
+          <w:lang w:val="en-MG"/>
+        </w:rPr>
+        <w:t>false = skip verification (okay for dev).</w:t>
+      </w:r>
+    </w:p>
+    <w:p>
+      <w:pPr>
+        <w:pStyle w:val="ListParagraph"/>
+        <w:numPr>
+          <w:ilvl w:val="0"/>
+          <w:numId w:val="12"/>
+        </w:numPr>
+        <w:rPr>
+          <w:lang w:val="en-MG"/>
+        </w:rPr>
+      </w:pPr>
+      <w:r>
+        <w:rPr>
+          <w:lang w:val="en-MG"/>
+        </w:rPr>
+        <w:t>true = enforce verification (use in production).</w:t>
+      </w:r>
+    </w:p>
+    <w:p>
+      <w:pPr>
+        <w:pStyle w:val="Heading4"/>
+        <w:rPr>
+          <w:lang w:val="en-MG"/>
+        </w:rPr>
+      </w:pPr>
+      <w:r>
+        <w:rPr>
+          <w:lang w:val="en-MG"/>
+        </w:rPr>
+        <w:t>What CASCADE does</w:t>
+      </w:r>
+    </w:p>
+    <w:p>
+      <w:pPr>
+        <w:pStyle w:val="ListParagraph"/>
+        <w:numPr>
+          <w:ilvl w:val="0"/>
+          <w:numId w:val="13"/>
+        </w:numPr>
+        <w:rPr>
+          <w:lang w:val="en-MG"/>
+        </w:rPr>
+      </w:pPr>
+      <w:r>
+        <w:t xml:space="preserve">When you </w:t>
+      </w:r>
+      <w:r>
+        <w:rPr>
+          <w:b/>
+          <w:bCs/>
+        </w:rPr>
+        <w:t>drop a table</w:t>
+      </w:r>
+      <w:r>
+        <w:t xml:space="preserve"> or </w:t>
+      </w:r>
+      <w:r>
+        <w:rPr>
+          <w:b/>
+          <w:bCs/>
+        </w:rPr>
+        <w:t>truncate it</w:t>
+      </w:r>
+      <w:r>
+        <w:t xml:space="preserve">, there might be other tables that </w:t>
+      </w:r>
+      <w:r>
+        <w:rPr>
+          <w:b/>
+          <w:bCs/>
+        </w:rPr>
+        <w:t>depend on it</w:t>
+      </w:r>
+      <w:r>
+        <w:t xml:space="preserve"> (foreign keys).</w:t>
+      </w:r>
+    </w:p>
+    <w:p>
+      <w:pPr>
+        <w:pStyle w:val="ListParagraph"/>
+        <w:numPr>
+          <w:ilvl w:val="0"/>
+          <w:numId w:val="13"/>
+        </w:numPr>
+        <w:rPr>
+          <w:lang w:val="en-MG"/>
+        </w:rPr>
+      </w:pPr>
+      <w:r>
+        <w:rPr>
+          <w:lang w:val="en-MG"/>
+        </w:rPr>
+        <w:t>CASCADE tells PostgreSQL:</w:t>
+      </w:r>
+    </w:p>
+    <w:p>
+      <w:pPr>
+        <w:rPr>
+          <w:lang w:val="en-MG"/>
+        </w:rPr>
+      </w:pPr>
+      <w:r>
+        <w:rPr>
+          <w:b/>
+          <w:bCs/>
+          <w:lang w:val="en-MG"/>
+        </w:rPr>
+        <w:t>Also automatically delete or affect everything that depends on this table.</w:t>
+      </w:r>
+    </w:p>
+    <w:p>
+      <w:pPr>
+        <w:rPr>
+          <w:lang w:val="en-MG"/>
+        </w:rPr>
+      </w:pPr>
+    </w:p>
+    <w:p>
+      <w:pPr>
+        <w:rPr>
+          <w:lang w:val="en-MG"/>
+        </w:rPr>
+      </w:pPr>
+    </w:p>
+    <w:p>
+      <w:pPr>
+        <w:pStyle w:val="Heading2"/>
+      </w:pPr>
+      <w:r>
+        <w:t>Fetching Data</w:t>
+      </w:r>
+    </w:p>
+    <w:p>
+      <w:pPr>
+        <w:pStyle w:val="Heading3"/>
+        <w:rPr>
+          <w:lang w:val="en-MG"/>
+        </w:rPr>
+      </w:pPr>
+      <w:r>
+        <w:rPr>
+          <w:lang w:val="en-MG"/>
+        </w:rPr>
+        <w:t>Choosing how to fetch data</w:t>
+      </w:r>
+      <w:r>
+        <w:rPr>
+          <w:lang w:val="en-MG"/>
+        </w:rPr>
+        <w:t xml:space="preserve"> (</w:t>
+      </w:r>
+      <w:r>
+        <w:rPr>
+          <w:lang w:val="en-MG"/>
+        </w:rPr>
+        <w:t>route.js</w:t>
+      </w:r>
+      <w:r>
+        <w:rPr>
+          <w:lang w:val="en-MG"/>
+        </w:rPr>
+        <w:t>)</w:t>
+      </w:r>
+    </w:p>
+    <w:p>
+      <w:pPr>
+        <w:rPr>
+          <w:lang w:val="en-MG"/>
+        </w:rPr>
+      </w:pPr>
+      <w:r>
+        <w:rPr>
+          <w:lang w:val="en-MG"/>
+        </w:rPr>
+        <w:t xml:space="preserve">In Next.js, you can create an endpoints using </w:t>
+      </w:r>
+      <w:r>
+        <w:rPr>
+          <w:b/>
+          <w:bCs/>
+          <w:lang w:val="en-MG"/>
+        </w:rPr>
+        <w:t>Route Handlers</w:t>
+      </w:r>
+    </w:p>
+    <w:p>
+      <w:pPr>
+        <w:rPr>
+          <w:lang w:val="en-MG"/>
+        </w:rPr>
+      </w:pPr>
+      <w:r>
+        <w:rPr>
+          <w:b/>
+          <w:bCs/>
+          <w:lang w:val="en-MG"/>
+        </w:rPr>
+        <w:t xml:space="preserve">Route Handlers </w:t>
+      </w:r>
+      <w:r>
+        <w:rPr>
+          <w:lang w:val="en-MG"/>
+        </w:rPr>
+        <w:t xml:space="preserve">allow </w:t>
+      </w:r>
+      <w:r>
+        <w:rPr>
+          <w:lang w:val="en-MG"/>
+        </w:rPr>
+        <w:t>you to create custom request</w:t>
+      </w:r>
+      <w:r>
+        <w:rPr>
+          <w:lang w:val="en-MG"/>
+        </w:rPr>
+        <w:t xml:space="preserve"> handlers for a</w:t>
+      </w:r>
+      <w:r>
+        <w:rPr>
+          <w:lang w:val="en-MG"/>
+        </w:rPr>
+        <w:t xml:space="preserve"> given route using the web Request and Response APIs</w:t>
+      </w:r>
+    </w:p>
+    <w:p>
+      <w:pPr>
+        <w:rPr>
+          <w:lang w:val="en-MG"/>
+        </w:rPr>
+      </w:pPr>
+      <w:r>
+        <w:rPr>
+          <w:noProof/>
+          <w:lang w:val="en-MG"/>
+        </w:rPr>
+        <w:drawing>
+          <wp:inline distT="0" distB="0" distL="0" distR="0" wp14:anchorId="3B9502AA" wp14:editId="0357C2D4">
+            <wp:extent cx="5731510" cy="1152525"/>
+            <wp:effectExtent l="0" t="0" r="0" b="0"/>
+            <wp:docPr id="51246888" name="Picture 1"/>
+            <wp:cNvGraphicFramePr>
+              <a:graphicFrameLocks xmlns:a="http://schemas.openxmlformats.org/drawingml/2006/main" noChangeAspect="1"/>
+            </wp:cNvGraphicFramePr>
+            <a:graphic xmlns:a="http://schemas.openxmlformats.org/drawingml/2006/main">
+              <a:graphicData uri="http://schemas.openxmlformats.org/drawingml/2006/picture">
+                <pic:pic xmlns:pic="http://schemas.openxmlformats.org/drawingml/2006/picture">
+                  <pic:nvPicPr>
+                    <pic:cNvPr id="51246888" name=""/>
+                    <pic:cNvPicPr/>
+                  </pic:nvPicPr>
+                  <pic:blipFill>
+                    <a:blip r:embed="rId27"/>
+                    <a:stretch>
+                      <a:fillRect/>
+                    </a:stretch>
+                  </pic:blipFill>
+                  <pic:spPr>
+                    <a:xfrm>
+                      <a:off x="0" y="0"/>
+                      <a:ext cx="5731510" cy="1152525"/>
+                    </a:xfrm>
+                    <a:prstGeom prst="rect">
+                      <a:avLst/>
+                    </a:prstGeom>
+                  </pic:spPr>
+                </pic:pic>
+              </a:graphicData>
+            </a:graphic>
+          </wp:inline>
+        </w:drawing>
+      </w:r>
+    </w:p>
+    <w:p>
+      <w:pPr>
+        <w:pStyle w:val="Heading3"/>
+        <w:rPr>
+          <w:lang w:val="en-MG"/>
+        </w:rPr>
+      </w:pPr>
+      <w:r>
+        <w:rPr>
+          <w:lang w:val="en-MG"/>
+        </w:rPr>
+        <w:lastRenderedPageBreak/>
+        <w:t>HTTP Methods</w:t>
+      </w:r>
+    </w:p>
+    <w:p>
+      <w:pPr>
+        <w:rPr>
+          <w:lang w:val="en-MG"/>
+        </w:rPr>
+      </w:pPr>
+      <w:r>
+        <w:rPr>
+          <w:lang w:val="en-MG"/>
+        </w:rPr>
+        <w:t>A route file let you define a custom request handlers for a specific route</w:t>
+      </w:r>
+      <w:r>
+        <w:rPr>
+          <w:lang w:val="en-MG"/>
+        </w:rPr>
+        <w:t>, and it supports the following HTTP methods:</w:t>
+      </w:r>
+      <w:r>
+        <w:t xml:space="preserve"> </w:t>
+      </w:r>
+      <w:r>
+        <w:rPr>
+          <w:lang w:val="en-MG"/>
+        </w:rPr>
+        <w:t>GET, POST, PUT, PATCH, DELETE, HEAD, and OPTIONS.</w:t>
+      </w:r>
+    </w:p>
+    <w:p>
+      <w:r>
+        <w:rPr>
+          <w:noProof/>
+        </w:rPr>
+        <w:drawing>
+          <wp:inline distT="0" distB="0" distL="0" distR="0" wp14:anchorId="3505CE30" wp14:editId="58838A19">
+            <wp:extent cx="5731510" cy="3000375"/>
+            <wp:effectExtent l="0" t="0" r="0" b="0"/>
+            <wp:docPr id="1916676164" name="Picture 1"/>
+            <wp:cNvGraphicFramePr>
+              <a:graphicFrameLocks xmlns:a="http://schemas.openxmlformats.org/drawingml/2006/main" noChangeAspect="1"/>
+            </wp:cNvGraphicFramePr>
+            <a:graphic xmlns:a="http://schemas.openxmlformats.org/drawingml/2006/main">
+              <a:graphicData uri="http://schemas.openxmlformats.org/drawingml/2006/picture">
+                <pic:pic xmlns:pic="http://schemas.openxmlformats.org/drawingml/2006/picture">
+                  <pic:nvPicPr>
+                    <pic:cNvPr id="1916676164" name=""/>
+                    <pic:cNvPicPr/>
+                  </pic:nvPicPr>
+                  <pic:blipFill>
+                    <a:blip r:embed="rId28"/>
+                    <a:stretch>
+                      <a:fillRect/>
+                    </a:stretch>
+                  </pic:blipFill>
+                  <pic:spPr>
+                    <a:xfrm>
+                      <a:off x="0" y="0"/>
+                      <a:ext cx="5731510" cy="3000375"/>
+                    </a:xfrm>
+                    <a:prstGeom prst="rect">
+                      <a:avLst/>
+                    </a:prstGeom>
+                  </pic:spPr>
+                </pic:pic>
+              </a:graphicData>
+            </a:graphic>
+          </wp:inline>
+        </w:drawing>
+      </w:r>
+    </w:p>
+    <w:p>
+      <w:pPr>
+        <w:pStyle w:val="Heading3"/>
+        <w:rPr>
+          <w:lang w:val="en-MG"/>
+        </w:rPr>
+      </w:pPr>
+      <w:r>
+        <w:rPr>
+          <w:lang w:val="en-MG"/>
+        </w:rPr>
+        <w:t>Using Server Components to fetch data</w:t>
+      </w:r>
+    </w:p>
+    <w:p>
+      <w:pPr>
+        <w:rPr>
+          <w:lang w:val="en-MG"/>
+        </w:rPr>
+      </w:pPr>
+      <w:r>
+        <w:rPr>
+          <w:lang w:val="en-MG"/>
+        </w:rPr>
+        <w:t>In Next.js, there are 2 places where code can run:</w:t>
+      </w:r>
+    </w:p>
+    <w:p>
+      <w:pPr>
+        <w:pStyle w:val="ListParagraph"/>
+        <w:numPr>
+          <w:ilvl w:val="0"/>
+          <w:numId w:val="14"/>
+        </w:numPr>
+        <w:rPr>
+          <w:lang w:val="en-MG"/>
+        </w:rPr>
+      </w:pPr>
+      <w:r>
+        <w:rPr>
+          <w:b/>
+          <w:bCs/>
+          <w:lang w:val="en-MG"/>
+        </w:rPr>
+        <w:t>S</w:t>
+      </w:r>
+      <w:r>
+        <w:rPr>
+          <w:b/>
+          <w:bCs/>
+          <w:lang w:val="en-MG"/>
+        </w:rPr>
+        <w:t>erver</w:t>
+      </w:r>
+      <w:r>
+        <w:rPr>
+          <w:b/>
+          <w:bCs/>
+          <w:lang w:val="en-MG"/>
+        </w:rPr>
+        <w:t xml:space="preserve"> </w:t>
+      </w:r>
+      <w:r>
+        <w:rPr>
+          <w:lang w:val="en-MG"/>
+        </w:rPr>
+        <w:t>(the backend)</w:t>
+      </w:r>
+    </w:p>
+    <w:p>
+      <w:pPr>
+        <w:pStyle w:val="ListParagraph"/>
+        <w:numPr>
+          <w:ilvl w:val="0"/>
+          <w:numId w:val="14"/>
+        </w:numPr>
+        <w:rPr>
+          <w:lang w:val="en-MG"/>
+        </w:rPr>
+      </w:pPr>
+      <w:r>
+        <w:rPr>
+          <w:b/>
+          <w:bCs/>
+          <w:lang w:val="en-MG"/>
+        </w:rPr>
+        <w:t>Browser</w:t>
+      </w:r>
+      <w:r>
+        <w:rPr>
+          <w:lang w:val="en-MG"/>
+        </w:rPr>
+        <w:t xml:space="preserve"> (the frontend, what user sees)</w:t>
+      </w:r>
+    </w:p>
+    <w:p>
+      <w:pPr>
+        <w:rPr>
+          <w:lang w:val="en-MG"/>
+        </w:rPr>
+      </w:pPr>
+      <w:r>
+        <w:rPr>
+          <w:lang w:val="en-MG"/>
+        </w:rPr>
+        <w:t>Instead of fetching data</w:t>
+      </w:r>
+      <w:r>
+        <w:rPr>
+          <w:lang w:val="en-MG"/>
+        </w:rPr>
+        <w:t xml:space="preserve"> in the browser </w:t>
+      </w:r>
+      <w:r>
+        <w:rPr>
+          <w:b/>
+          <w:bCs/>
+          <w:lang w:val="en-MG"/>
+        </w:rPr>
+        <w:t>(like older React apps)</w:t>
+      </w:r>
+      <w:r>
+        <w:rPr>
+          <w:b/>
+          <w:bCs/>
+          <w:lang w:val="en-MG"/>
+        </w:rPr>
+        <w:t xml:space="preserve">, </w:t>
+      </w:r>
+      <w:r>
+        <w:rPr>
+          <w:b/>
+          <w:bCs/>
+          <w:lang w:val="en-MG"/>
+        </w:rPr>
+        <w:t xml:space="preserve">Next.js lets you fetch data directly on the server </w:t>
+      </w:r>
+      <w:r>
+        <w:rPr>
+          <w:lang w:val="en-MG"/>
+        </w:rPr>
+        <w:t>before sending the page to the user.</w:t>
+      </w:r>
+      <w:r>
+        <w:rPr>
+          <w:lang w:val="en-MG"/>
+        </w:rPr>
+        <w:t xml:space="preserve"> You can query the database without</w:t>
+      </w:r>
+      <w:r>
+        <w:rPr>
+          <w:lang w:val="en-MG"/>
+        </w:rPr>
+        <w:t xml:space="preserve"> an additional APIs layer.</w:t>
+      </w:r>
+    </w:p>
+    <w:p>
+      <w:r>
+        <w:rPr>
+          <w:b/>
+          <w:bCs/>
+        </w:rPr>
+        <w:t xml:space="preserve">Easier code (no complicated React </w:t>
+      </w:r>
+      <w:r>
+        <w:rPr>
+          <w:b/>
+          <w:bCs/>
+        </w:rPr>
+        <w:t>hooks</w:t>
+      </w:r>
+      <w:r>
+        <w:rPr>
+          <w:b/>
+          <w:bCs/>
+        </w:rPr>
+        <w:t xml:space="preserve"> like </w:t>
+      </w:r>
+      <w:proofErr w:type="spellStart"/>
+      <w:r>
+        <w:rPr>
+          <w:b/>
+          <w:bCs/>
+        </w:rPr>
+        <w:t>useEffect</w:t>
+      </w:r>
+      <w:proofErr w:type="spellEnd"/>
+      <w:r>
+        <w:rPr>
+          <w:b/>
+          <w:bCs/>
+        </w:rPr>
+        <w:t xml:space="preserve">, </w:t>
+      </w:r>
+      <w:proofErr w:type="spellStart"/>
+      <w:r>
+        <w:rPr>
+          <w:b/>
+          <w:bCs/>
+        </w:rPr>
+        <w:t>useState</w:t>
+      </w:r>
+      <w:proofErr w:type="spellEnd"/>
+      <w:r>
+        <w:rPr>
+          <w:b/>
+          <w:bCs/>
+        </w:rPr>
+        <w:t>..)</w:t>
+      </w:r>
+    </w:p>
+    <w:p>
+      <w:r>
+        <w:t xml:space="preserve">You can just do this </w:t>
+      </w:r>
+    </w:p>
+    <w:p>
+      <w:r>
+        <w:rPr>
+          <w:noProof/>
+        </w:rPr>
+        <w:drawing>
+          <wp:inline distT="0" distB="0" distL="0" distR="0" wp14:anchorId="3B573D63" wp14:editId="25DE55C5">
+            <wp:extent cx="5731510" cy="229235"/>
+            <wp:effectExtent l="0" t="0" r="0" b="0"/>
+            <wp:docPr id="1525414576" name="Picture 1"/>
+            <wp:cNvGraphicFramePr>
+              <a:graphicFrameLocks xmlns:a="http://schemas.openxmlformats.org/drawingml/2006/main" noChangeAspect="1"/>
+            </wp:cNvGraphicFramePr>
+            <a:graphic xmlns:a="http://schemas.openxmlformats.org/drawingml/2006/main">
+              <a:graphicData uri="http://schemas.openxmlformats.org/drawingml/2006/picture">
+                <pic:pic xmlns:pic="http://schemas.openxmlformats.org/drawingml/2006/picture">
+                  <pic:nvPicPr>
+                    <pic:cNvPr id="1525414576" name=""/>
+                    <pic:cNvPicPr/>
+                  </pic:nvPicPr>
+                  <pic:blipFill>
+                    <a:blip r:embed="rId29"/>
+                    <a:stretch>
+                      <a:fillRect/>
+                    </a:stretch>
+                  </pic:blipFill>
+                  <pic:spPr>
+                    <a:xfrm>
+                      <a:off x="0" y="0"/>
+                      <a:ext cx="5731510" cy="229235"/>
+                    </a:xfrm>
+                    <a:prstGeom prst="rect">
+                      <a:avLst/>
+                    </a:prstGeom>
+                  </pic:spPr>
+                </pic:pic>
+              </a:graphicData>
+            </a:graphic>
+          </wp:inline>
+        </w:drawing>
+      </w:r>
+    </w:p>
     <w:p/>
     <w:p>
       <w:pPr>
         <w:pStyle w:val="Heading2"/>
       </w:pPr>
       <w:r>
-        <w:rPr>
-          <w:lang w:val="en-MG"/>
-        </w:rPr>
+        <w:t>Static and Dynamic Rendering</w:t>
+      </w:r>
+    </w:p>
+    <w:p>
+      <w:pPr>
+        <w:pStyle w:val="Heading3"/>
+        <w:rPr>
+          <w:lang w:val="en-MG"/>
+        </w:rPr>
+      </w:pPr>
+      <w:r>
+        <w:rPr>
+          <w:lang w:val="en-MG"/>
+        </w:rPr>
+        <w:t>What is Static Rendering?</w:t>
+      </w:r>
+    </w:p>
+    <w:p>
+      <w:r>
+        <w:t>Static rendering means you page is built once ahead of time</w:t>
+      </w:r>
+      <w:r>
+        <w:t>, then reused for every user.</w:t>
+      </w:r>
+    </w:p>
+    <w:p>
+      <w:r>
+        <w:t>Think of it like this:</w:t>
+      </w:r>
+    </w:p>
+    <w:p>
+      <w:r>
+        <w:t>Imagine you run a bakery:</w:t>
+      </w:r>
+    </w:p>
+    <w:p>
+      <w:pPr>
+        <w:pStyle w:val="ListParagraph"/>
+        <w:numPr>
+          <w:ilvl w:val="0"/>
+          <w:numId w:val="15"/>
+        </w:numPr>
+      </w:pPr>
+      <w:r>
+        <w:rPr>
+          <w:b/>
+          <w:bCs/>
+        </w:rPr>
+        <w:t>Static rendering</w:t>
+      </w:r>
+      <w:r>
+        <w:rPr>
+          <w:b/>
+          <w:bCs/>
+        </w:rPr>
+        <w:t xml:space="preserve"> (pre-made)</w:t>
+      </w:r>
+      <w:r>
+        <w:t>: You made 100 loaves</w:t>
+      </w:r>
+      <w:r>
+        <w:t xml:space="preserve"> </w:t>
+      </w:r>
+      <w:r>
+        <w:rPr>
+          <w:b/>
+          <w:bCs/>
+        </w:rPr>
+        <w:t>before customers arrive</w:t>
+      </w:r>
+      <w:r>
+        <w:t>, and just hand them out.</w:t>
+      </w:r>
+    </w:p>
+    <w:p>
+      <w:pPr>
+        <w:pStyle w:val="Heading4"/>
+      </w:pPr>
+      <w:r>
         <w:lastRenderedPageBreak/>
-        <w:t>Setting up your Database</w:t>
-      </w:r>
-    </w:p>
+        <w:t>What Actually Happens in Next.js</w:t>
+      </w:r>
+      <w:r>
+        <w:t>?</w:t>
+      </w:r>
+    </w:p>
+    <w:p>
+      <w:r>
+        <w:t>When you deploy your app (build step)</w:t>
+      </w:r>
+    </w:p>
+    <w:p>
+      <w:pPr>
+        <w:pStyle w:val="ListParagraph"/>
+        <w:numPr>
+          <w:ilvl w:val="0"/>
+          <w:numId w:val="16"/>
+        </w:numPr>
+      </w:pPr>
+      <w:r>
+        <w:t xml:space="preserve">Next.js </w:t>
+      </w:r>
+      <w:r>
+        <w:rPr>
+          <w:b/>
+          <w:bCs/>
+        </w:rPr>
+        <w:t>fetches data</w:t>
+      </w:r>
+    </w:p>
+    <w:p>
+      <w:pPr>
+        <w:pStyle w:val="ListParagraph"/>
+        <w:numPr>
+          <w:ilvl w:val="0"/>
+          <w:numId w:val="16"/>
+        </w:numPr>
+      </w:pPr>
+      <w:r>
+        <w:t>Build</w:t>
+      </w:r>
+      <w:r>
+        <w:t>s the HTML pages</w:t>
+      </w:r>
+    </w:p>
+    <w:p>
+      <w:pPr>
+        <w:pStyle w:val="ListParagraph"/>
+        <w:numPr>
+          <w:ilvl w:val="0"/>
+          <w:numId w:val="16"/>
+        </w:numPr>
+      </w:pPr>
+      <w:r>
+        <w:t>Save them (like cached files)</w:t>
+      </w:r>
+    </w:p>
+    <w:p>
+      <w:r>
+        <w:t xml:space="preserve">Then </w:t>
+      </w:r>
+      <w:r>
+        <w:t>a</w:t>
+      </w:r>
+      <w:r>
+        <w:t xml:space="preserve"> user</w:t>
+      </w:r>
+      <w:r>
+        <w:t xml:space="preserve"> </w:t>
+      </w:r>
+      <w:r>
+        <w:t>visits:</w:t>
+      </w:r>
+    </w:p>
+    <w:p>
+      <w:pPr>
+        <w:pStyle w:val="ListParagraph"/>
+        <w:numPr>
+          <w:ilvl w:val="0"/>
+          <w:numId w:val="17"/>
+        </w:numPr>
+      </w:pPr>
+      <w:r>
+        <w:t xml:space="preserve">They get the </w:t>
+      </w:r>
+      <w:r>
+        <w:rPr>
+          <w:b/>
+          <w:bCs/>
+        </w:rPr>
+        <w:t>already-built page instantly</w:t>
+      </w:r>
+    </w:p>
+    <w:p>
+      <w:pPr>
+        <w:pStyle w:val="ListParagraph"/>
+        <w:numPr>
+          <w:ilvl w:val="0"/>
+          <w:numId w:val="17"/>
+        </w:numPr>
+      </w:pPr>
+      <w:r>
+        <w:t>No waiting for server logic</w:t>
+      </w:r>
+    </w:p>
+    <w:p/>
+    <w:p>
+      <w:pPr>
+        <w:rPr>
+          <w:b/>
+          <w:bCs/>
+        </w:rPr>
+      </w:pPr>
+      <w:r>
+        <w:rPr>
+          <w:b/>
+          <w:bCs/>
+        </w:rPr>
+        <w:t>Ca</w:t>
+      </w:r>
+      <w:r>
+        <w:rPr>
+          <w:b/>
+          <w:bCs/>
+        </w:rPr>
+        <w:t>ched means saved copy that’s reused instead of doing the work again</w:t>
+      </w:r>
+    </w:p>
+    <w:p/>
+    <w:p>
+      <w:pPr>
+        <w:pStyle w:val="Heading3"/>
+        <w:rPr>
+          <w:lang w:val="en-MG"/>
+        </w:rPr>
+      </w:pPr>
+      <w:r>
+        <w:rPr>
+          <w:lang w:val="en-MG"/>
+        </w:rPr>
+        <w:t>What is Dynamic Rendering?</w:t>
+      </w:r>
+    </w:p>
+    <w:p>
+      <w:r>
+        <w:t>Dynamic rendering means the page is built every time a user visits.</w:t>
+      </w:r>
+    </w:p>
+    <w:p>
+      <w:r>
+        <w:t>Think of it like this:</w:t>
+      </w:r>
+    </w:p>
+    <w:p>
+      <w:r>
+        <w:t>Image you run a bakery:</w:t>
+      </w:r>
+    </w:p>
+    <w:p>
+      <w:pPr>
+        <w:pStyle w:val="ListParagraph"/>
+        <w:numPr>
+          <w:ilvl w:val="0"/>
+          <w:numId w:val="15"/>
+        </w:numPr>
+      </w:pPr>
+      <w:r>
+        <w:rPr>
+          <w:b/>
+          <w:bCs/>
+        </w:rPr>
+        <w:t>Dynamic rendering (made on demand)</w:t>
+      </w:r>
+      <w:r>
+        <w:t xml:space="preserve">: you bake a loaf </w:t>
+      </w:r>
+      <w:r>
+        <w:rPr>
+          <w:b/>
+          <w:bCs/>
+        </w:rPr>
+        <w:t>every time someone orders.</w:t>
+      </w:r>
+    </w:p>
+    <w:p>
+      <w:pPr>
+        <w:pStyle w:val="Heading4"/>
+      </w:pPr>
+      <w:r>
+        <w:t>What Happens in Next.js</w:t>
+      </w:r>
+    </w:p>
+    <w:p>
+      <w:r>
+        <w:t>Every time a user opens the page:</w:t>
+      </w:r>
+    </w:p>
+    <w:p>
+      <w:pPr>
+        <w:pStyle w:val="ListParagraph"/>
+        <w:numPr>
+          <w:ilvl w:val="0"/>
+          <w:numId w:val="18"/>
+        </w:numPr>
+      </w:pPr>
+      <w:r>
+        <w:t>Server receives the request</w:t>
+      </w:r>
+    </w:p>
+    <w:p>
+      <w:pPr>
+        <w:pStyle w:val="ListParagraph"/>
+        <w:numPr>
+          <w:ilvl w:val="0"/>
+          <w:numId w:val="18"/>
+        </w:numPr>
+      </w:pPr>
+      <w:r>
+        <w:t>Fetches fresh data</w:t>
+      </w:r>
+    </w:p>
+    <w:p>
+      <w:pPr>
+        <w:pStyle w:val="ListParagraph"/>
+        <w:numPr>
+          <w:ilvl w:val="0"/>
+          <w:numId w:val="18"/>
+        </w:numPr>
+      </w:pPr>
+      <w:r>
+        <w:t>Builds the HTML</w:t>
+      </w:r>
+    </w:p>
+    <w:p>
+      <w:pPr>
+        <w:pStyle w:val="ListParagraph"/>
+        <w:numPr>
+          <w:ilvl w:val="0"/>
+          <w:numId w:val="18"/>
+        </w:numPr>
+      </w:pPr>
+      <w:r>
+        <w:t>Send it back</w:t>
+      </w:r>
+    </w:p>
+    <w:p>
+      <w:r>
+        <w:t xml:space="preserve">This happens for </w:t>
+      </w:r>
+      <w:r>
+        <w:rPr>
+          <w:b/>
+          <w:bCs/>
+        </w:rPr>
+        <w:t>every single user visit.</w:t>
+      </w:r>
+    </w:p>
+    <w:p>
+      <w:pPr>
+        <w:pStyle w:val="Heading4"/>
+      </w:pPr>
+      <w:r>
+        <w:t>Key Idea</w:t>
+      </w:r>
+    </w:p>
+    <w:p>
+      <w:pPr>
+        <w:rPr>
+          <w:b/>
+          <w:bCs/>
+        </w:rPr>
+      </w:pPr>
+      <w:r>
+        <w:rPr>
+          <w:b/>
+          <w:bCs/>
+        </w:rPr>
+        <w:t>Static = build once, reuse</w:t>
+      </w:r>
+      <w:r>
+        <w:rPr>
+          <w:b/>
+          <w:bCs/>
+        </w:rPr>
+        <w:br/>
+        <w:t>Dynamic = build every time</w:t>
+      </w:r>
+    </w:p>
+    <w:p/>
     <w:p>
       <w:pPr>
         <w:pStyle w:val="Heading2"/>
       </w:pPr>
       <w:r>
-        <w:t>Fetching Data</w:t>
-      </w:r>
-    </w:p>
-    <w:p>
-      <w:pPr>
-        <w:pStyle w:val="Heading2"/>
-      </w:pPr>
-      <w:r>
-        <w:t>Static and Dynamic Rendering</w:t>
-      </w:r>
-    </w:p>
-    <w:p>
-      <w:pPr>
-        <w:pStyle w:val="Heading2"/>
-      </w:pPr>
-      <w:r>
+        <w:lastRenderedPageBreak/>
         <w:t>Streaming</w:t>
       </w:r>
     </w:p>
@@ -2832,6 +4604,205 @@
 <file path=word/numbering.xml><?xml version="1.0" encoding="utf-8"?>
 <w:numbering xmlns:wpc="http://schemas.microsoft.com/office/word/2010/wordprocessingCanvas" xmlns:cx="http://schemas.microsoft.com/office/drawing/2014/chartex" xmlns:cx1="http://schemas.microsoft.com/office/drawing/2015/9/8/chartex" xmlns:cx2="http://schemas.microsoft.com/office/drawing/2015/10/21/chartex" xmlns:cx3="http://schemas.microsoft.com/office/drawing/2016/5/9/chartex" xmlns:cx4="http://schemas.microsoft.com/office/drawing/2016/5/10/chartex" xmlns:cx5="http://schemas.microsoft.com/office/drawing/2016/5/11/chartex" xmlns:cx6="http://schemas.microsoft.com/office/drawing/2016/5/12/chartex" xmlns:cx7="http://schemas.microsoft.com/office/drawing/2016/5/13/chartex" xmlns:cx8="http://schemas.microsoft.com/office/drawing/2016/5/14/chartex" xmlns:mc="http://schemas.openxmlformats.org/markup-compatibility/2006" xmlns:aink="http://schemas.microsoft.com/office/drawing/2016/ink" xmlns:am3d="http://schemas.microsoft.com/office/drawing/2017/model3d" xmlns:o="urn:schemas-microsoft-com:office:office" xmlns:oel="http://schemas.microsoft.com/office/2019/extlst" xmlns:r="http://schemas.openxmlformats.org/officeDocument/2006/relationships" xmlns:m="http://schemas.openxmlformats.org/officeDocument/2006/math" xmlns:v="urn:schemas-microsoft-com:vml" xmlns:wp14="http://schemas.microsoft.com/office/word/2010/wordprocessingDrawing" xmlns:wp="http://schemas.openxmlformats.org/drawingml/2006/wordprocessingDrawing" xmlns:w10="urn:schemas-microsoft-com:office:word" xmlns:w="http://schemas.openxmlformats.org/wordprocessingml/2006/main" xmlns:w14="http://schemas.microsoft.com/office/word/2010/wordml" xmlns:w15="http://schemas.microsoft.com/office/word/2012/wordml" xmlns:w16cex="http://schemas.microsoft.com/office/word/2018/wordml/cex" xmlns:w16cid="http://schemas.microsoft.com/office/word/2016/wordml/cid" xmlns:w16="http://schemas.microsoft.com/office/word/2018/wordml" xmlns:w16du="http://schemas.microsoft.com/office/word/2023/wordml/word16du" xmlns:w16sdtdh="http://schemas.microsoft.com/office/word/2020/wordml/sdtdatahash" xmlns:w16sdtfl="http://schemas.microsoft.com/office/word/2024/wordml/sdtformatlock" xmlns:w16se="http://schemas.microsoft.com/office/word/2015/wordml/symex" xmlns:wpg="http://schemas.microsoft.com/office/word/2010/wordprocessingGroup" xmlns:wpi="http://schemas.microsoft.com/office/word/2010/wordprocessingInk" xmlns:wne="http://schemas.microsoft.com/office/word/2006/wordml" xmlns:wps="http://schemas.microsoft.com/office/word/2010/wordprocessingShape" mc:Ignorable="w14 w15 w16se w16cid w16 w16cex w16sdtdh w16sdtfl w16du wp14">
   <w:abstractNum w:abstractNumId="0" w15:restartNumberingAfterBreak="0">
+    <w:nsid w:val="0D0B0281"/>
+    <w:multiLevelType w:val="hybridMultilevel"/>
+    <w:tmpl w:val="92345BE8"/>
+    <w:lvl w:ilvl="0" w:tplc="20000001">
+      <w:start w:val="1"/>
+      <w:numFmt w:val="bullet"/>
+      <w:lvlText w:val=""/>
+      <w:lvlJc w:val="left"/>
+      <w:pPr>
+        <w:ind w:left="720" w:hanging="360"/>
+      </w:pPr>
+      <w:rPr>
+        <w:rFonts w:ascii="Symbol" w:hAnsi="Symbol" w:hint="default"/>
+      </w:rPr>
+    </w:lvl>
+    <w:lvl w:ilvl="1" w:tplc="20000003" w:tentative="1">
+      <w:start w:val="1"/>
+      <w:numFmt w:val="bullet"/>
+      <w:lvlText w:val="o"/>
+      <w:lvlJc w:val="left"/>
+      <w:pPr>
+        <w:ind w:left="1440" w:hanging="360"/>
+      </w:pPr>
+      <w:rPr>
+        <w:rFonts w:ascii="Courier New" w:hAnsi="Courier New" w:cs="Courier New" w:hint="default"/>
+      </w:rPr>
+    </w:lvl>
+    <w:lvl w:ilvl="2" w:tplc="20000005" w:tentative="1">
+      <w:start w:val="1"/>
+      <w:numFmt w:val="bullet"/>
+      <w:lvlText w:val=""/>
+      <w:lvlJc w:val="left"/>
+      <w:pPr>
+        <w:ind w:left="2160" w:hanging="360"/>
+      </w:pPr>
+      <w:rPr>
+        <w:rFonts w:ascii="Wingdings" w:hAnsi="Wingdings" w:hint="default"/>
+      </w:rPr>
+    </w:lvl>
+    <w:lvl w:ilvl="3" w:tplc="20000001" w:tentative="1">
+      <w:start w:val="1"/>
+      <w:numFmt w:val="bullet"/>
+      <w:lvlText w:val=""/>
+      <w:lvlJc w:val="left"/>
+      <w:pPr>
+        <w:ind w:left="2880" w:hanging="360"/>
+      </w:pPr>
+      <w:rPr>
+        <w:rFonts w:ascii="Symbol" w:hAnsi="Symbol" w:hint="default"/>
+      </w:rPr>
+    </w:lvl>
+    <w:lvl w:ilvl="4" w:tplc="20000003" w:tentative="1">
+      <w:start w:val="1"/>
+      <w:numFmt w:val="bullet"/>
+      <w:lvlText w:val="o"/>
+      <w:lvlJc w:val="left"/>
+      <w:pPr>
+        <w:ind w:left="3600" w:hanging="360"/>
+      </w:pPr>
+      <w:rPr>
+        <w:rFonts w:ascii="Courier New" w:hAnsi="Courier New" w:cs="Courier New" w:hint="default"/>
+      </w:rPr>
+    </w:lvl>
+    <w:lvl w:ilvl="5" w:tplc="20000005" w:tentative="1">
+      <w:start w:val="1"/>
+      <w:numFmt w:val="bullet"/>
+      <w:lvlText w:val=""/>
+      <w:lvlJc w:val="left"/>
+      <w:pPr>
+        <w:ind w:left="4320" w:hanging="360"/>
+      </w:pPr>
+      <w:rPr>
+        <w:rFonts w:ascii="Wingdings" w:hAnsi="Wingdings" w:hint="default"/>
+      </w:rPr>
+    </w:lvl>
+    <w:lvl w:ilvl="6" w:tplc="20000001" w:tentative="1">
+      <w:start w:val="1"/>
+      <w:numFmt w:val="bullet"/>
+      <w:lvlText w:val=""/>
+      <w:lvlJc w:val="left"/>
+      <w:pPr>
+        <w:ind w:left="5040" w:hanging="360"/>
+      </w:pPr>
+      <w:rPr>
+        <w:rFonts w:ascii="Symbol" w:hAnsi="Symbol" w:hint="default"/>
+      </w:rPr>
+    </w:lvl>
+    <w:lvl w:ilvl="7" w:tplc="20000003" w:tentative="1">
+      <w:start w:val="1"/>
+      <w:numFmt w:val="bullet"/>
+      <w:lvlText w:val="o"/>
+      <w:lvlJc w:val="left"/>
+      <w:pPr>
+        <w:ind w:left="5760" w:hanging="360"/>
+      </w:pPr>
+      <w:rPr>
+        <w:rFonts w:ascii="Courier New" w:hAnsi="Courier New" w:cs="Courier New" w:hint="default"/>
+      </w:rPr>
+    </w:lvl>
+    <w:lvl w:ilvl="8" w:tplc="20000005" w:tentative="1">
+      <w:start w:val="1"/>
+      <w:numFmt w:val="bullet"/>
+      <w:lvlText w:val=""/>
+      <w:lvlJc w:val="left"/>
+      <w:pPr>
+        <w:ind w:left="6480" w:hanging="360"/>
+      </w:pPr>
+      <w:rPr>
+        <w:rFonts w:ascii="Wingdings" w:hAnsi="Wingdings" w:hint="default"/>
+      </w:rPr>
+    </w:lvl>
+  </w:abstractNum>
+  <w:abstractNum w:abstractNumId="1" w15:restartNumberingAfterBreak="0">
+    <w:nsid w:val="0E7F4412"/>
+    <w:multiLevelType w:val="hybridMultilevel"/>
+    <w:tmpl w:val="4BC2B628"/>
+    <w:lvl w:ilvl="0" w:tplc="2000000F">
+      <w:start w:val="1"/>
+      <w:numFmt w:val="decimal"/>
+      <w:lvlText w:val="%1."/>
+      <w:lvlJc w:val="left"/>
+      <w:pPr>
+        <w:ind w:left="720" w:hanging="360"/>
+      </w:pPr>
+    </w:lvl>
+    <w:lvl w:ilvl="1" w:tplc="20000019" w:tentative="1">
+      <w:start w:val="1"/>
+      <w:numFmt w:val="lowerLetter"/>
+      <w:lvlText w:val="%2."/>
+      <w:lvlJc w:val="left"/>
+      <w:pPr>
+        <w:ind w:left="1440" w:hanging="360"/>
+      </w:pPr>
+    </w:lvl>
+    <w:lvl w:ilvl="2" w:tplc="2000001B" w:tentative="1">
+      <w:start w:val="1"/>
+      <w:numFmt w:val="lowerRoman"/>
+      <w:lvlText w:val="%3."/>
+      <w:lvlJc w:val="right"/>
+      <w:pPr>
+        <w:ind w:left="2160" w:hanging="180"/>
+      </w:pPr>
+    </w:lvl>
+    <w:lvl w:ilvl="3" w:tplc="2000000F" w:tentative="1">
+      <w:start w:val="1"/>
+      <w:numFmt w:val="decimal"/>
+      <w:lvlText w:val="%4."/>
+      <w:lvlJc w:val="left"/>
+      <w:pPr>
+        <w:ind w:left="2880" w:hanging="360"/>
+      </w:pPr>
+    </w:lvl>
+    <w:lvl w:ilvl="4" w:tplc="20000019" w:tentative="1">
+      <w:start w:val="1"/>
+      <w:numFmt w:val="lowerLetter"/>
+      <w:lvlText w:val="%5."/>
+      <w:lvlJc w:val="left"/>
+      <w:pPr>
+        <w:ind w:left="3600" w:hanging="360"/>
+      </w:pPr>
+    </w:lvl>
+    <w:lvl w:ilvl="5" w:tplc="2000001B" w:tentative="1">
+      <w:start w:val="1"/>
+      <w:numFmt w:val="lowerRoman"/>
+      <w:lvlText w:val="%6."/>
+      <w:lvlJc w:val="right"/>
+      <w:pPr>
+        <w:ind w:left="4320" w:hanging="180"/>
+      </w:pPr>
+    </w:lvl>
+    <w:lvl w:ilvl="6" w:tplc="2000000F" w:tentative="1">
+      <w:start w:val="1"/>
+      <w:numFmt w:val="decimal"/>
+      <w:lvlText w:val="%7."/>
+      <w:lvlJc w:val="left"/>
+      <w:pPr>
+        <w:ind w:left="5040" w:hanging="360"/>
+      </w:pPr>
+    </w:lvl>
+    <w:lvl w:ilvl="7" w:tplc="20000019" w:tentative="1">
+      <w:start w:val="1"/>
+      <w:numFmt w:val="lowerLetter"/>
+      <w:lvlText w:val="%8."/>
+      <w:lvlJc w:val="left"/>
+      <w:pPr>
+        <w:ind w:left="5760" w:hanging="360"/>
+      </w:pPr>
+    </w:lvl>
+    <w:lvl w:ilvl="8" w:tplc="2000001B" w:tentative="1">
+      <w:start w:val="1"/>
+      <w:numFmt w:val="lowerRoman"/>
+      <w:lvlText w:val="%9."/>
+      <w:lvlJc w:val="right"/>
+      <w:pPr>
+        <w:ind w:left="6480" w:hanging="180"/>
+      </w:pPr>
+    </w:lvl>
+  </w:abstractNum>
+  <w:abstractNum w:abstractNumId="2" w15:restartNumberingAfterBreak="0">
     <w:nsid w:val="0FCB1D63"/>
     <w:multiLevelType w:val="hybridMultilevel"/>
     <w:tmpl w:val="35C88048"/>
@@ -2944,7 +4915,7 @@
       </w:rPr>
     </w:lvl>
   </w:abstractNum>
-  <w:abstractNum w:abstractNumId="1" w15:restartNumberingAfterBreak="0">
+  <w:abstractNum w:abstractNumId="3" w15:restartNumberingAfterBreak="0">
     <w:nsid w:val="13AA25E9"/>
     <w:multiLevelType w:val="multilevel"/>
     <w:tmpl w:val="11C41054"/>
@@ -3093,7 +5064,120 @@
       </w:rPr>
     </w:lvl>
   </w:abstractNum>
-  <w:abstractNum w:abstractNumId="2" w15:restartNumberingAfterBreak="0">
+  <w:abstractNum w:abstractNumId="4" w15:restartNumberingAfterBreak="0">
+    <w:nsid w:val="16DA63B4"/>
+    <w:multiLevelType w:val="hybridMultilevel"/>
+    <w:tmpl w:val="622CCFF2"/>
+    <w:lvl w:ilvl="0" w:tplc="20000001">
+      <w:start w:val="1"/>
+      <w:numFmt w:val="bullet"/>
+      <w:lvlText w:val=""/>
+      <w:lvlJc w:val="left"/>
+      <w:pPr>
+        <w:ind w:left="720" w:hanging="360"/>
+      </w:pPr>
+      <w:rPr>
+        <w:rFonts w:ascii="Symbol" w:hAnsi="Symbol" w:hint="default"/>
+      </w:rPr>
+    </w:lvl>
+    <w:lvl w:ilvl="1" w:tplc="20000003" w:tentative="1">
+      <w:start w:val="1"/>
+      <w:numFmt w:val="bullet"/>
+      <w:lvlText w:val="o"/>
+      <w:lvlJc w:val="left"/>
+      <w:pPr>
+        <w:ind w:left="1440" w:hanging="360"/>
+      </w:pPr>
+      <w:rPr>
+        <w:rFonts w:ascii="Courier New" w:hAnsi="Courier New" w:cs="Courier New" w:hint="default"/>
+      </w:rPr>
+    </w:lvl>
+    <w:lvl w:ilvl="2" w:tplc="20000005" w:tentative="1">
+      <w:start w:val="1"/>
+      <w:numFmt w:val="bullet"/>
+      <w:lvlText w:val=""/>
+      <w:lvlJc w:val="left"/>
+      <w:pPr>
+        <w:ind w:left="2160" w:hanging="360"/>
+      </w:pPr>
+      <w:rPr>
+        <w:rFonts w:ascii="Wingdings" w:hAnsi="Wingdings" w:hint="default"/>
+      </w:rPr>
+    </w:lvl>
+    <w:lvl w:ilvl="3" w:tplc="20000001" w:tentative="1">
+      <w:start w:val="1"/>
+      <w:numFmt w:val="bullet"/>
+      <w:lvlText w:val=""/>
+      <w:lvlJc w:val="left"/>
+      <w:pPr>
+        <w:ind w:left="2880" w:hanging="360"/>
+      </w:pPr>
+      <w:rPr>
+        <w:rFonts w:ascii="Symbol" w:hAnsi="Symbol" w:hint="default"/>
+      </w:rPr>
+    </w:lvl>
+    <w:lvl w:ilvl="4" w:tplc="20000003" w:tentative="1">
+      <w:start w:val="1"/>
+      <w:numFmt w:val="bullet"/>
+      <w:lvlText w:val="o"/>
+      <w:lvlJc w:val="left"/>
+      <w:pPr>
+        <w:ind w:left="3600" w:hanging="360"/>
+      </w:pPr>
+      <w:rPr>
+        <w:rFonts w:ascii="Courier New" w:hAnsi="Courier New" w:cs="Courier New" w:hint="default"/>
+      </w:rPr>
+    </w:lvl>
+    <w:lvl w:ilvl="5" w:tplc="20000005" w:tentative="1">
+      <w:start w:val="1"/>
+      <w:numFmt w:val="bullet"/>
+      <w:lvlText w:val=""/>
+      <w:lvlJc w:val="left"/>
+      <w:pPr>
+        <w:ind w:left="4320" w:hanging="360"/>
+      </w:pPr>
+      <w:rPr>
+        <w:rFonts w:ascii="Wingdings" w:hAnsi="Wingdings" w:hint="default"/>
+      </w:rPr>
+    </w:lvl>
+    <w:lvl w:ilvl="6" w:tplc="20000001" w:tentative="1">
+      <w:start w:val="1"/>
+      <w:numFmt w:val="bullet"/>
+      <w:lvlText w:val=""/>
+      <w:lvlJc w:val="left"/>
+      <w:pPr>
+        <w:ind w:left="5040" w:hanging="360"/>
+      </w:pPr>
+      <w:rPr>
+        <w:rFonts w:ascii="Symbol" w:hAnsi="Symbol" w:hint="default"/>
+      </w:rPr>
+    </w:lvl>
+    <w:lvl w:ilvl="7" w:tplc="20000003" w:tentative="1">
+      <w:start w:val="1"/>
+      <w:numFmt w:val="bullet"/>
+      <w:lvlText w:val="o"/>
+      <w:lvlJc w:val="left"/>
+      <w:pPr>
+        <w:ind w:left="5760" w:hanging="360"/>
+      </w:pPr>
+      <w:rPr>
+        <w:rFonts w:ascii="Courier New" w:hAnsi="Courier New" w:cs="Courier New" w:hint="default"/>
+      </w:rPr>
+    </w:lvl>
+    <w:lvl w:ilvl="8" w:tplc="20000005" w:tentative="1">
+      <w:start w:val="1"/>
+      <w:numFmt w:val="bullet"/>
+      <w:lvlText w:val=""/>
+      <w:lvlJc w:val="left"/>
+      <w:pPr>
+        <w:ind w:left="6480" w:hanging="360"/>
+      </w:pPr>
+      <w:rPr>
+        <w:rFonts w:ascii="Wingdings" w:hAnsi="Wingdings" w:hint="default"/>
+      </w:rPr>
+    </w:lvl>
+  </w:abstractNum>
+  <w:abstractNum w:abstractNumId="5" w15:restartNumberingAfterBreak="0">
     <w:nsid w:val="186E7784"/>
     <w:multiLevelType w:val="hybridMultilevel"/>
     <w:tmpl w:val="A01AAFD2"/>
@@ -3206,7 +5290,120 @@
       </w:rPr>
     </w:lvl>
   </w:abstractNum>
-  <w:abstractNum w:abstractNumId="3" w15:restartNumberingAfterBreak="0">
+  <w:abstractNum w:abstractNumId="6" w15:restartNumberingAfterBreak="0">
+    <w:nsid w:val="1A956A3F"/>
+    <w:multiLevelType w:val="hybridMultilevel"/>
+    <w:tmpl w:val="7B90C062"/>
+    <w:lvl w:ilvl="0" w:tplc="20000001">
+      <w:start w:val="1"/>
+      <w:numFmt w:val="bullet"/>
+      <w:lvlText w:val=""/>
+      <w:lvlJc w:val="left"/>
+      <w:pPr>
+        <w:ind w:left="720" w:hanging="360"/>
+      </w:pPr>
+      <w:rPr>
+        <w:rFonts w:ascii="Symbol" w:hAnsi="Symbol" w:hint="default"/>
+      </w:rPr>
+    </w:lvl>
+    <w:lvl w:ilvl="1" w:tplc="20000003" w:tentative="1">
+      <w:start w:val="1"/>
+      <w:numFmt w:val="bullet"/>
+      <w:lvlText w:val="o"/>
+      <w:lvlJc w:val="left"/>
+      <w:pPr>
+        <w:ind w:left="1440" w:hanging="360"/>
+      </w:pPr>
+      <w:rPr>
+        <w:rFonts w:ascii="Courier New" w:hAnsi="Courier New" w:cs="Courier New" w:hint="default"/>
+      </w:rPr>
+    </w:lvl>
+    <w:lvl w:ilvl="2" w:tplc="20000005" w:tentative="1">
+      <w:start w:val="1"/>
+      <w:numFmt w:val="bullet"/>
+      <w:lvlText w:val=""/>
+      <w:lvlJc w:val="left"/>
+      <w:pPr>
+        <w:ind w:left="2160" w:hanging="360"/>
+      </w:pPr>
+      <w:rPr>
+        <w:rFonts w:ascii="Wingdings" w:hAnsi="Wingdings" w:hint="default"/>
+      </w:rPr>
+    </w:lvl>
+    <w:lvl w:ilvl="3" w:tplc="20000001" w:tentative="1">
+      <w:start w:val="1"/>
+      <w:numFmt w:val="bullet"/>
+      <w:lvlText w:val=""/>
+      <w:lvlJc w:val="left"/>
+      <w:pPr>
+        <w:ind w:left="2880" w:hanging="360"/>
+      </w:pPr>
+      <w:rPr>
+        <w:rFonts w:ascii="Symbol" w:hAnsi="Symbol" w:hint="default"/>
+      </w:rPr>
+    </w:lvl>
+    <w:lvl w:ilvl="4" w:tplc="20000003" w:tentative="1">
+      <w:start w:val="1"/>
+      <w:numFmt w:val="bullet"/>
+      <w:lvlText w:val="o"/>
+      <w:lvlJc w:val="left"/>
+      <w:pPr>
+        <w:ind w:left="3600" w:hanging="360"/>
+      </w:pPr>
+      <w:rPr>
+        <w:rFonts w:ascii="Courier New" w:hAnsi="Courier New" w:cs="Courier New" w:hint="default"/>
+      </w:rPr>
+    </w:lvl>
+    <w:lvl w:ilvl="5" w:tplc="20000005" w:tentative="1">
+      <w:start w:val="1"/>
+      <w:numFmt w:val="bullet"/>
+      <w:lvlText w:val=""/>
+      <w:lvlJc w:val="left"/>
+      <w:pPr>
+        <w:ind w:left="4320" w:hanging="360"/>
+      </w:pPr>
+      <w:rPr>
+        <w:rFonts w:ascii="Wingdings" w:hAnsi="Wingdings" w:hint="default"/>
+      </w:rPr>
+    </w:lvl>
+    <w:lvl w:ilvl="6" w:tplc="20000001" w:tentative="1">
+      <w:start w:val="1"/>
+      <w:numFmt w:val="bullet"/>
+      <w:lvlText w:val=""/>
+      <w:lvlJc w:val="left"/>
+      <w:pPr>
+        <w:ind w:left="5040" w:hanging="360"/>
+      </w:pPr>
+      <w:rPr>
+        <w:rFonts w:ascii="Symbol" w:hAnsi="Symbol" w:hint="default"/>
+      </w:rPr>
+    </w:lvl>
+    <w:lvl w:ilvl="7" w:tplc="20000003" w:tentative="1">
+      <w:start w:val="1"/>
+      <w:numFmt w:val="bullet"/>
+      <w:lvlText w:val="o"/>
+      <w:lvlJc w:val="left"/>
+      <w:pPr>
+        <w:ind w:left="5760" w:hanging="360"/>
+      </w:pPr>
+      <w:rPr>
+        <w:rFonts w:ascii="Courier New" w:hAnsi="Courier New" w:cs="Courier New" w:hint="default"/>
+      </w:rPr>
+    </w:lvl>
+    <w:lvl w:ilvl="8" w:tplc="20000005" w:tentative="1">
+      <w:start w:val="1"/>
+      <w:numFmt w:val="bullet"/>
+      <w:lvlText w:val=""/>
+      <w:lvlJc w:val="left"/>
+      <w:pPr>
+        <w:ind w:left="6480" w:hanging="360"/>
+      </w:pPr>
+      <w:rPr>
+        <w:rFonts w:ascii="Wingdings" w:hAnsi="Wingdings" w:hint="default"/>
+      </w:rPr>
+    </w:lvl>
+  </w:abstractNum>
+  <w:abstractNum w:abstractNumId="7" w15:restartNumberingAfterBreak="0">
     <w:nsid w:val="1D1D1463"/>
     <w:multiLevelType w:val="hybridMultilevel"/>
     <w:tmpl w:val="B2387DF0"/>
@@ -3319,7 +5516,156 @@
       </w:rPr>
     </w:lvl>
   </w:abstractNum>
-  <w:abstractNum w:abstractNumId="4" w15:restartNumberingAfterBreak="0">
+  <w:abstractNum w:abstractNumId="8" w15:restartNumberingAfterBreak="0">
+    <w:nsid w:val="30893157"/>
+    <w:multiLevelType w:val="multilevel"/>
+    <w:tmpl w:val="45100058"/>
+    <w:lvl w:ilvl="0">
+      <w:start w:val="1"/>
+      <w:numFmt w:val="bullet"/>
+      <w:lvlText w:val=""/>
+      <w:lvlJc w:val="left"/>
+      <w:pPr>
+        <w:tabs>
+          <w:tab w:val="num" w:pos="720"/>
+        </w:tabs>
+        <w:ind w:left="720" w:hanging="360"/>
+      </w:pPr>
+      <w:rPr>
+        <w:rFonts w:ascii="Symbol" w:hAnsi="Symbol" w:hint="default"/>
+        <w:sz w:val="20"/>
+      </w:rPr>
+    </w:lvl>
+    <w:lvl w:ilvl="1" w:tentative="1">
+      <w:start w:val="1"/>
+      <w:numFmt w:val="bullet"/>
+      <w:lvlText w:val="o"/>
+      <w:lvlJc w:val="left"/>
+      <w:pPr>
+        <w:tabs>
+          <w:tab w:val="num" w:pos="1440"/>
+        </w:tabs>
+        <w:ind w:left="1440" w:hanging="360"/>
+      </w:pPr>
+      <w:rPr>
+        <w:rFonts w:ascii="Courier New" w:hAnsi="Courier New" w:hint="default"/>
+        <w:sz w:val="20"/>
+      </w:rPr>
+    </w:lvl>
+    <w:lvl w:ilvl="2" w:tentative="1">
+      <w:start w:val="1"/>
+      <w:numFmt w:val="bullet"/>
+      <w:lvlText w:val=""/>
+      <w:lvlJc w:val="left"/>
+      <w:pPr>
+        <w:tabs>
+          <w:tab w:val="num" w:pos="2160"/>
+        </w:tabs>
+        <w:ind w:left="2160" w:hanging="360"/>
+      </w:pPr>
+      <w:rPr>
+        <w:rFonts w:ascii="Wingdings" w:hAnsi="Wingdings" w:hint="default"/>
+        <w:sz w:val="20"/>
+      </w:rPr>
+    </w:lvl>
+    <w:lvl w:ilvl="3" w:tentative="1">
+      <w:start w:val="1"/>
+      <w:numFmt w:val="bullet"/>
+      <w:lvlText w:val=""/>
+      <w:lvlJc w:val="left"/>
+      <w:pPr>
+        <w:tabs>
+          <w:tab w:val="num" w:pos="2880"/>
+        </w:tabs>
+        <w:ind w:left="2880" w:hanging="360"/>
+      </w:pPr>
+      <w:rPr>
+        <w:rFonts w:ascii="Wingdings" w:hAnsi="Wingdings" w:hint="default"/>
+        <w:sz w:val="20"/>
+      </w:rPr>
+    </w:lvl>
+    <w:lvl w:ilvl="4" w:tentative="1">
+      <w:start w:val="1"/>
+      <w:numFmt w:val="bullet"/>
+      <w:lvlText w:val=""/>
+      <w:lvlJc w:val="left"/>
+      <w:pPr>
+        <w:tabs>
+          <w:tab w:val="num" w:pos="3600"/>
+        </w:tabs>
+        <w:ind w:left="3600" w:hanging="360"/>
+      </w:pPr>
+      <w:rPr>
+        <w:rFonts w:ascii="Wingdings" w:hAnsi="Wingdings" w:hint="default"/>
+        <w:sz w:val="20"/>
+      </w:rPr>
+    </w:lvl>
+    <w:lvl w:ilvl="5" w:tentative="1">
+      <w:start w:val="1"/>
+      <w:numFmt w:val="bullet"/>
+      <w:lvlText w:val=""/>
+      <w:lvlJc w:val="left"/>
+      <w:pPr>
+        <w:tabs>
+          <w:tab w:val="num" w:pos="4320"/>
+        </w:tabs>
+        <w:ind w:left="4320" w:hanging="360"/>
+      </w:pPr>
+      <w:rPr>
+        <w:rFonts w:ascii="Wingdings" w:hAnsi="Wingdings" w:hint="default"/>
+        <w:sz w:val="20"/>
+      </w:rPr>
+    </w:lvl>
+    <w:lvl w:ilvl="6" w:tentative="1">
+      <w:start w:val="1"/>
+      <w:numFmt w:val="bullet"/>
+      <w:lvlText w:val=""/>
+      <w:lvlJc w:val="left"/>
+      <w:pPr>
+        <w:tabs>
+          <w:tab w:val="num" w:pos="5040"/>
+        </w:tabs>
+        <w:ind w:left="5040" w:hanging="360"/>
+      </w:pPr>
+      <w:rPr>
+        <w:rFonts w:ascii="Wingdings" w:hAnsi="Wingdings" w:hint="default"/>
+        <w:sz w:val="20"/>
+      </w:rPr>
+    </w:lvl>
+    <w:lvl w:ilvl="7" w:tentative="1">
+      <w:start w:val="1"/>
+      <w:numFmt w:val="bullet"/>
+      <w:lvlText w:val=""/>
+      <w:lvlJc w:val="left"/>
+      <w:pPr>
+        <w:tabs>
+          <w:tab w:val="num" w:pos="5760"/>
+        </w:tabs>
+        <w:ind w:left="5760" w:hanging="360"/>
+      </w:pPr>
+      <w:rPr>
+        <w:rFonts w:ascii="Wingdings" w:hAnsi="Wingdings" w:hint="default"/>
+        <w:sz w:val="20"/>
+      </w:rPr>
+    </w:lvl>
+    <w:lvl w:ilvl="8" w:tentative="1">
+      <w:start w:val="1"/>
+      <w:numFmt w:val="bullet"/>
+      <w:lvlText w:val=""/>
+      <w:lvlJc w:val="left"/>
+      <w:pPr>
+        <w:tabs>
+          <w:tab w:val="num" w:pos="6480"/>
+        </w:tabs>
+        <w:ind w:left="6480" w:hanging="360"/>
+      </w:pPr>
+      <w:rPr>
+        <w:rFonts w:ascii="Wingdings" w:hAnsi="Wingdings" w:hint="default"/>
+        <w:sz w:val="20"/>
+      </w:rPr>
+    </w:lvl>
+  </w:abstractNum>
+  <w:abstractNum w:abstractNumId="9" w15:restartNumberingAfterBreak="0">
     <w:nsid w:val="5DC51DC4"/>
     <w:multiLevelType w:val="hybridMultilevel"/>
     <w:tmpl w:val="946EAEF2"/>
@@ -3432,7 +5778,206 @@
       </w:rPr>
     </w:lvl>
   </w:abstractNum>
-  <w:abstractNum w:abstractNumId="5" w15:restartNumberingAfterBreak="0">
+  <w:abstractNum w:abstractNumId="10" w15:restartNumberingAfterBreak="0">
+    <w:nsid w:val="6443238E"/>
+    <w:multiLevelType w:val="hybridMultilevel"/>
+    <w:tmpl w:val="71D09502"/>
+    <w:lvl w:ilvl="0" w:tplc="2000000F">
+      <w:start w:val="1"/>
+      <w:numFmt w:val="decimal"/>
+      <w:lvlText w:val="%1."/>
+      <w:lvlJc w:val="left"/>
+      <w:pPr>
+        <w:ind w:left="720" w:hanging="360"/>
+      </w:pPr>
+    </w:lvl>
+    <w:lvl w:ilvl="1" w:tplc="20000019" w:tentative="1">
+      <w:start w:val="1"/>
+      <w:numFmt w:val="lowerLetter"/>
+      <w:lvlText w:val="%2."/>
+      <w:lvlJc w:val="left"/>
+      <w:pPr>
+        <w:ind w:left="1440" w:hanging="360"/>
+      </w:pPr>
+    </w:lvl>
+    <w:lvl w:ilvl="2" w:tplc="2000001B" w:tentative="1">
+      <w:start w:val="1"/>
+      <w:numFmt w:val="lowerRoman"/>
+      <w:lvlText w:val="%3."/>
+      <w:lvlJc w:val="right"/>
+      <w:pPr>
+        <w:ind w:left="2160" w:hanging="180"/>
+      </w:pPr>
+    </w:lvl>
+    <w:lvl w:ilvl="3" w:tplc="2000000F" w:tentative="1">
+      <w:start w:val="1"/>
+      <w:numFmt w:val="decimal"/>
+      <w:lvlText w:val="%4."/>
+      <w:lvlJc w:val="left"/>
+      <w:pPr>
+        <w:ind w:left="2880" w:hanging="360"/>
+      </w:pPr>
+    </w:lvl>
+    <w:lvl w:ilvl="4" w:tplc="20000019" w:tentative="1">
+      <w:start w:val="1"/>
+      <w:numFmt w:val="lowerLetter"/>
+      <w:lvlText w:val="%5."/>
+      <w:lvlJc w:val="left"/>
+      <w:pPr>
+        <w:ind w:left="3600" w:hanging="360"/>
+      </w:pPr>
+    </w:lvl>
+    <w:lvl w:ilvl="5" w:tplc="2000001B" w:tentative="1">
+      <w:start w:val="1"/>
+      <w:numFmt w:val="lowerRoman"/>
+      <w:lvlText w:val="%6."/>
+      <w:lvlJc w:val="right"/>
+      <w:pPr>
+        <w:ind w:left="4320" w:hanging="180"/>
+      </w:pPr>
+    </w:lvl>
+    <w:lvl w:ilvl="6" w:tplc="2000000F" w:tentative="1">
+      <w:start w:val="1"/>
+      <w:numFmt w:val="decimal"/>
+      <w:lvlText w:val="%7."/>
+      <w:lvlJc w:val="left"/>
+      <w:pPr>
+        <w:ind w:left="5040" w:hanging="360"/>
+      </w:pPr>
+    </w:lvl>
+    <w:lvl w:ilvl="7" w:tplc="20000019" w:tentative="1">
+      <w:start w:val="1"/>
+      <w:numFmt w:val="lowerLetter"/>
+      <w:lvlText w:val="%8."/>
+      <w:lvlJc w:val="left"/>
+      <w:pPr>
+        <w:ind w:left="5760" w:hanging="360"/>
+      </w:pPr>
+    </w:lvl>
+    <w:lvl w:ilvl="8" w:tplc="2000001B" w:tentative="1">
+      <w:start w:val="1"/>
+      <w:numFmt w:val="lowerRoman"/>
+      <w:lvlText w:val="%9."/>
+      <w:lvlJc w:val="right"/>
+      <w:pPr>
+        <w:ind w:left="6480" w:hanging="180"/>
+      </w:pPr>
+    </w:lvl>
+  </w:abstractNum>
+  <w:abstractNum w:abstractNumId="11" w15:restartNumberingAfterBreak="0">
+    <w:nsid w:val="694F4070"/>
+    <w:multiLevelType w:val="hybridMultilevel"/>
+    <w:tmpl w:val="7E7CCEC6"/>
+    <w:lvl w:ilvl="0" w:tplc="20000001">
+      <w:start w:val="1"/>
+      <w:numFmt w:val="bullet"/>
+      <w:lvlText w:val=""/>
+      <w:lvlJc w:val="left"/>
+      <w:pPr>
+        <w:ind w:left="720" w:hanging="360"/>
+      </w:pPr>
+      <w:rPr>
+        <w:rFonts w:ascii="Symbol" w:hAnsi="Symbol" w:hint="default"/>
+      </w:rPr>
+    </w:lvl>
+    <w:lvl w:ilvl="1" w:tplc="20000003" w:tentative="1">
+      <w:start w:val="1"/>
+      <w:numFmt w:val="bullet"/>
+      <w:lvlText w:val="o"/>
+      <w:lvlJc w:val="left"/>
+      <w:pPr>
+        <w:ind w:left="1440" w:hanging="360"/>
+      </w:pPr>
+      <w:rPr>
+        <w:rFonts w:ascii="Courier New" w:hAnsi="Courier New" w:cs="Courier New" w:hint="default"/>
+      </w:rPr>
+    </w:lvl>
+    <w:lvl w:ilvl="2" w:tplc="20000005" w:tentative="1">
+      <w:start w:val="1"/>
+      <w:numFmt w:val="bullet"/>
+      <w:lvlText w:val=""/>
+      <w:lvlJc w:val="left"/>
+      <w:pPr>
+        <w:ind w:left="2160" w:hanging="360"/>
+      </w:pPr>
+      <w:rPr>
+        <w:rFonts w:ascii="Wingdings" w:hAnsi="Wingdings" w:hint="default"/>
+      </w:rPr>
+    </w:lvl>
+    <w:lvl w:ilvl="3" w:tplc="20000001" w:tentative="1">
+      <w:start w:val="1"/>
+      <w:numFmt w:val="bullet"/>
+      <w:lvlText w:val=""/>
+      <w:lvlJc w:val="left"/>
+      <w:pPr>
+        <w:ind w:left="2880" w:hanging="360"/>
+      </w:pPr>
+      <w:rPr>
+        <w:rFonts w:ascii="Symbol" w:hAnsi="Symbol" w:hint="default"/>
+      </w:rPr>
+    </w:lvl>
+    <w:lvl w:ilvl="4" w:tplc="20000003" w:tentative="1">
+      <w:start w:val="1"/>
+      <w:numFmt w:val="bullet"/>
+      <w:lvlText w:val="o"/>
+      <w:lvlJc w:val="left"/>
+      <w:pPr>
+        <w:ind w:left="3600" w:hanging="360"/>
+      </w:pPr>
+      <w:rPr>
+        <w:rFonts w:ascii="Courier New" w:hAnsi="Courier New" w:cs="Courier New" w:hint="default"/>
+      </w:rPr>
+    </w:lvl>
+    <w:lvl w:ilvl="5" w:tplc="20000005" w:tentative="1">
+      <w:start w:val="1"/>
+      <w:numFmt w:val="bullet"/>
+      <w:lvlText w:val=""/>
+      <w:lvlJc w:val="left"/>
+      <w:pPr>
+        <w:ind w:left="4320" w:hanging="360"/>
+      </w:pPr>
+      <w:rPr>
+        <w:rFonts w:ascii="Wingdings" w:hAnsi="Wingdings" w:hint="default"/>
+      </w:rPr>
+    </w:lvl>
+    <w:lvl w:ilvl="6" w:tplc="20000001" w:tentative="1">
+      <w:start w:val="1"/>
+      <w:numFmt w:val="bullet"/>
+      <w:lvlText w:val=""/>
+      <w:lvlJc w:val="left"/>
+      <w:pPr>
+        <w:ind w:left="5040" w:hanging="360"/>
+      </w:pPr>
+      <w:rPr>
+        <w:rFonts w:ascii="Symbol" w:hAnsi="Symbol" w:hint="default"/>
+      </w:rPr>
+    </w:lvl>
+    <w:lvl w:ilvl="7" w:tplc="20000003" w:tentative="1">
+      <w:start w:val="1"/>
+      <w:numFmt w:val="bullet"/>
+      <w:lvlText w:val="o"/>
+      <w:lvlJc w:val="left"/>
+      <w:pPr>
+        <w:ind w:left="5760" w:hanging="360"/>
+      </w:pPr>
+      <w:rPr>
+        <w:rFonts w:ascii="Courier New" w:hAnsi="Courier New" w:cs="Courier New" w:hint="default"/>
+      </w:rPr>
+    </w:lvl>
+    <w:lvl w:ilvl="8" w:tplc="20000005" w:tentative="1">
+      <w:start w:val="1"/>
+      <w:numFmt w:val="bullet"/>
+      <w:lvlText w:val=""/>
+      <w:lvlJc w:val="left"/>
+      <w:pPr>
+        <w:ind w:left="6480" w:hanging="360"/>
+      </w:pPr>
+      <w:rPr>
+        <w:rFonts w:ascii="Wingdings" w:hAnsi="Wingdings" w:hint="default"/>
+      </w:rPr>
+    </w:lvl>
+  </w:abstractNum>
+  <w:abstractNum w:abstractNumId="12" w15:restartNumberingAfterBreak="0">
     <w:nsid w:val="6A15656C"/>
     <w:multiLevelType w:val="hybridMultilevel"/>
     <w:tmpl w:val="79DA124E"/>
@@ -3545,7 +6090,7 @@
       </w:rPr>
     </w:lvl>
   </w:abstractNum>
-  <w:abstractNum w:abstractNumId="6" w15:restartNumberingAfterBreak="0">
+  <w:abstractNum w:abstractNumId="13" w15:restartNumberingAfterBreak="0">
     <w:nsid w:val="6A1900BB"/>
     <w:multiLevelType w:val="hybridMultilevel"/>
     <w:tmpl w:val="7A5A477C"/>
@@ -3658,7 +6203,382 @@
       </w:rPr>
     </w:lvl>
   </w:abstractNum>
-  <w:abstractNum w:abstractNumId="7" w15:restartNumberingAfterBreak="0">
+  <w:abstractNum w:abstractNumId="14" w15:restartNumberingAfterBreak="0">
+    <w:nsid w:val="6A2E2A7E"/>
+    <w:multiLevelType w:val="hybridMultilevel"/>
+    <w:tmpl w:val="E27E763C"/>
+    <w:lvl w:ilvl="0" w:tplc="20000001">
+      <w:start w:val="1"/>
+      <w:numFmt w:val="bullet"/>
+      <w:lvlText w:val=""/>
+      <w:lvlJc w:val="left"/>
+      <w:pPr>
+        <w:ind w:left="720" w:hanging="360"/>
+      </w:pPr>
+      <w:rPr>
+        <w:rFonts w:ascii="Symbol" w:hAnsi="Symbol" w:hint="default"/>
+      </w:rPr>
+    </w:lvl>
+    <w:lvl w:ilvl="1" w:tplc="20000003" w:tentative="1">
+      <w:start w:val="1"/>
+      <w:numFmt w:val="bullet"/>
+      <w:lvlText w:val="o"/>
+      <w:lvlJc w:val="left"/>
+      <w:pPr>
+        <w:ind w:left="1440" w:hanging="360"/>
+      </w:pPr>
+      <w:rPr>
+        <w:rFonts w:ascii="Courier New" w:hAnsi="Courier New" w:cs="Courier New" w:hint="default"/>
+      </w:rPr>
+    </w:lvl>
+    <w:lvl w:ilvl="2" w:tplc="20000005" w:tentative="1">
+      <w:start w:val="1"/>
+      <w:numFmt w:val="bullet"/>
+      <w:lvlText w:val=""/>
+      <w:lvlJc w:val="left"/>
+      <w:pPr>
+        <w:ind w:left="2160" w:hanging="360"/>
+      </w:pPr>
+      <w:rPr>
+        <w:rFonts w:ascii="Wingdings" w:hAnsi="Wingdings" w:hint="default"/>
+      </w:rPr>
+    </w:lvl>
+    <w:lvl w:ilvl="3" w:tplc="20000001" w:tentative="1">
+      <w:start w:val="1"/>
+      <w:numFmt w:val="bullet"/>
+      <w:lvlText w:val=""/>
+      <w:lvlJc w:val="left"/>
+      <w:pPr>
+        <w:ind w:left="2880" w:hanging="360"/>
+      </w:pPr>
+      <w:rPr>
+        <w:rFonts w:ascii="Symbol" w:hAnsi="Symbol" w:hint="default"/>
+      </w:rPr>
+    </w:lvl>
+    <w:lvl w:ilvl="4" w:tplc="20000003" w:tentative="1">
+      <w:start w:val="1"/>
+      <w:numFmt w:val="bullet"/>
+      <w:lvlText w:val="o"/>
+      <w:lvlJc w:val="left"/>
+      <w:pPr>
+        <w:ind w:left="3600" w:hanging="360"/>
+      </w:pPr>
+      <w:rPr>
+        <w:rFonts w:ascii="Courier New" w:hAnsi="Courier New" w:cs="Courier New" w:hint="default"/>
+      </w:rPr>
+    </w:lvl>
+    <w:lvl w:ilvl="5" w:tplc="20000005" w:tentative="1">
+      <w:start w:val="1"/>
+      <w:numFmt w:val="bullet"/>
+      <w:lvlText w:val=""/>
+      <w:lvlJc w:val="left"/>
+      <w:pPr>
+        <w:ind w:left="4320" w:hanging="360"/>
+      </w:pPr>
+      <w:rPr>
+        <w:rFonts w:ascii="Wingdings" w:hAnsi="Wingdings" w:hint="default"/>
+      </w:rPr>
+    </w:lvl>
+    <w:lvl w:ilvl="6" w:tplc="20000001" w:tentative="1">
+      <w:start w:val="1"/>
+      <w:numFmt w:val="bullet"/>
+      <w:lvlText w:val=""/>
+      <w:lvlJc w:val="left"/>
+      <w:pPr>
+        <w:ind w:left="5040" w:hanging="360"/>
+      </w:pPr>
+      <w:rPr>
+        <w:rFonts w:ascii="Symbol" w:hAnsi="Symbol" w:hint="default"/>
+      </w:rPr>
+    </w:lvl>
+    <w:lvl w:ilvl="7" w:tplc="20000003" w:tentative="1">
+      <w:start w:val="1"/>
+      <w:numFmt w:val="bullet"/>
+      <w:lvlText w:val="o"/>
+      <w:lvlJc w:val="left"/>
+      <w:pPr>
+        <w:ind w:left="5760" w:hanging="360"/>
+      </w:pPr>
+      <w:rPr>
+        <w:rFonts w:ascii="Courier New" w:hAnsi="Courier New" w:cs="Courier New" w:hint="default"/>
+      </w:rPr>
+    </w:lvl>
+    <w:lvl w:ilvl="8" w:tplc="20000005" w:tentative="1">
+      <w:start w:val="1"/>
+      <w:numFmt w:val="bullet"/>
+      <w:lvlText w:val=""/>
+      <w:lvlJc w:val="left"/>
+      <w:pPr>
+        <w:ind w:left="6480" w:hanging="360"/>
+      </w:pPr>
+      <w:rPr>
+        <w:rFonts w:ascii="Wingdings" w:hAnsi="Wingdings" w:hint="default"/>
+      </w:rPr>
+    </w:lvl>
+  </w:abstractNum>
+  <w:abstractNum w:abstractNumId="15" w15:restartNumberingAfterBreak="0">
+    <w:nsid w:val="6FD17C59"/>
+    <w:multiLevelType w:val="hybridMultilevel"/>
+    <w:tmpl w:val="5D5ABFE6"/>
+    <w:lvl w:ilvl="0" w:tplc="20000001">
+      <w:start w:val="1"/>
+      <w:numFmt w:val="bullet"/>
+      <w:lvlText w:val=""/>
+      <w:lvlJc w:val="left"/>
+      <w:pPr>
+        <w:ind w:left="720" w:hanging="360"/>
+      </w:pPr>
+      <w:rPr>
+        <w:rFonts w:ascii="Symbol" w:hAnsi="Symbol" w:hint="default"/>
+      </w:rPr>
+    </w:lvl>
+    <w:lvl w:ilvl="1" w:tplc="20000003" w:tentative="1">
+      <w:start w:val="1"/>
+      <w:numFmt w:val="bullet"/>
+      <w:lvlText w:val="o"/>
+      <w:lvlJc w:val="left"/>
+      <w:pPr>
+        <w:ind w:left="1440" w:hanging="360"/>
+      </w:pPr>
+      <w:rPr>
+        <w:rFonts w:ascii="Courier New" w:hAnsi="Courier New" w:cs="Courier New" w:hint="default"/>
+      </w:rPr>
+    </w:lvl>
+    <w:lvl w:ilvl="2" w:tplc="20000005" w:tentative="1">
+      <w:start w:val="1"/>
+      <w:numFmt w:val="bullet"/>
+      <w:lvlText w:val=""/>
+      <w:lvlJc w:val="left"/>
+      <w:pPr>
+        <w:ind w:left="2160" w:hanging="360"/>
+      </w:pPr>
+      <w:rPr>
+        <w:rFonts w:ascii="Wingdings" w:hAnsi="Wingdings" w:hint="default"/>
+      </w:rPr>
+    </w:lvl>
+    <w:lvl w:ilvl="3" w:tplc="20000001" w:tentative="1">
+      <w:start w:val="1"/>
+      <w:numFmt w:val="bullet"/>
+      <w:lvlText w:val=""/>
+      <w:lvlJc w:val="left"/>
+      <w:pPr>
+        <w:ind w:left="2880" w:hanging="360"/>
+      </w:pPr>
+      <w:rPr>
+        <w:rFonts w:ascii="Symbol" w:hAnsi="Symbol" w:hint="default"/>
+      </w:rPr>
+    </w:lvl>
+    <w:lvl w:ilvl="4" w:tplc="20000003" w:tentative="1">
+      <w:start w:val="1"/>
+      <w:numFmt w:val="bullet"/>
+      <w:lvlText w:val="o"/>
+      <w:lvlJc w:val="left"/>
+      <w:pPr>
+        <w:ind w:left="3600" w:hanging="360"/>
+      </w:pPr>
+      <w:rPr>
+        <w:rFonts w:ascii="Courier New" w:hAnsi="Courier New" w:cs="Courier New" w:hint="default"/>
+      </w:rPr>
+    </w:lvl>
+    <w:lvl w:ilvl="5" w:tplc="20000005" w:tentative="1">
+      <w:start w:val="1"/>
+      <w:numFmt w:val="bullet"/>
+      <w:lvlText w:val=""/>
+      <w:lvlJc w:val="left"/>
+      <w:pPr>
+        <w:ind w:left="4320" w:hanging="360"/>
+      </w:pPr>
+      <w:rPr>
+        <w:rFonts w:ascii="Wingdings" w:hAnsi="Wingdings" w:hint="default"/>
+      </w:rPr>
+    </w:lvl>
+    <w:lvl w:ilvl="6" w:tplc="20000001" w:tentative="1">
+      <w:start w:val="1"/>
+      <w:numFmt w:val="bullet"/>
+      <w:lvlText w:val=""/>
+      <w:lvlJc w:val="left"/>
+      <w:pPr>
+        <w:ind w:left="5040" w:hanging="360"/>
+      </w:pPr>
+      <w:rPr>
+        <w:rFonts w:ascii="Symbol" w:hAnsi="Symbol" w:hint="default"/>
+      </w:rPr>
+    </w:lvl>
+    <w:lvl w:ilvl="7" w:tplc="20000003" w:tentative="1">
+      <w:start w:val="1"/>
+      <w:numFmt w:val="bullet"/>
+      <w:lvlText w:val="o"/>
+      <w:lvlJc w:val="left"/>
+      <w:pPr>
+        <w:ind w:left="5760" w:hanging="360"/>
+      </w:pPr>
+      <w:rPr>
+        <w:rFonts w:ascii="Courier New" w:hAnsi="Courier New" w:cs="Courier New" w:hint="default"/>
+      </w:rPr>
+    </w:lvl>
+    <w:lvl w:ilvl="8" w:tplc="20000005" w:tentative="1">
+      <w:start w:val="1"/>
+      <w:numFmt w:val="bullet"/>
+      <w:lvlText w:val=""/>
+      <w:lvlJc w:val="left"/>
+      <w:pPr>
+        <w:ind w:left="6480" w:hanging="360"/>
+      </w:pPr>
+      <w:rPr>
+        <w:rFonts w:ascii="Wingdings" w:hAnsi="Wingdings" w:hint="default"/>
+      </w:rPr>
+    </w:lvl>
+  </w:abstractNum>
+  <w:abstractNum w:abstractNumId="16" w15:restartNumberingAfterBreak="0">
+    <w:nsid w:val="7A765F97"/>
+    <w:multiLevelType w:val="multilevel"/>
+    <w:tmpl w:val="45100058"/>
+    <w:lvl w:ilvl="0">
+      <w:start w:val="1"/>
+      <w:numFmt w:val="bullet"/>
+      <w:lvlText w:val=""/>
+      <w:lvlJc w:val="left"/>
+      <w:pPr>
+        <w:tabs>
+          <w:tab w:val="num" w:pos="720"/>
+        </w:tabs>
+        <w:ind w:left="720" w:hanging="360"/>
+      </w:pPr>
+      <w:rPr>
+        <w:rFonts w:ascii="Symbol" w:hAnsi="Symbol" w:hint="default"/>
+        <w:sz w:val="20"/>
+      </w:rPr>
+    </w:lvl>
+    <w:lvl w:ilvl="1" w:tentative="1">
+      <w:start w:val="1"/>
+      <w:numFmt w:val="bullet"/>
+      <w:lvlText w:val="o"/>
+      <w:lvlJc w:val="left"/>
+      <w:pPr>
+        <w:tabs>
+          <w:tab w:val="num" w:pos="1440"/>
+        </w:tabs>
+        <w:ind w:left="1440" w:hanging="360"/>
+      </w:pPr>
+      <w:rPr>
+        <w:rFonts w:ascii="Courier New" w:hAnsi="Courier New" w:hint="default"/>
+        <w:sz w:val="20"/>
+      </w:rPr>
+    </w:lvl>
+    <w:lvl w:ilvl="2" w:tentative="1">
+      <w:start w:val="1"/>
+      <w:numFmt w:val="bullet"/>
+      <w:lvlText w:val=""/>
+      <w:lvlJc w:val="left"/>
+      <w:pPr>
+        <w:tabs>
+          <w:tab w:val="num" w:pos="2160"/>
+        </w:tabs>
+        <w:ind w:left="2160" w:hanging="360"/>
+      </w:pPr>
+      <w:rPr>
+        <w:rFonts w:ascii="Wingdings" w:hAnsi="Wingdings" w:hint="default"/>
+        <w:sz w:val="20"/>
+      </w:rPr>
+    </w:lvl>
+    <w:lvl w:ilvl="3" w:tentative="1">
+      <w:start w:val="1"/>
+      <w:numFmt w:val="bullet"/>
+      <w:lvlText w:val=""/>
+      <w:lvlJc w:val="left"/>
+      <w:pPr>
+        <w:tabs>
+          <w:tab w:val="num" w:pos="2880"/>
+        </w:tabs>
+        <w:ind w:left="2880" w:hanging="360"/>
+      </w:pPr>
+      <w:rPr>
+        <w:rFonts w:ascii="Wingdings" w:hAnsi="Wingdings" w:hint="default"/>
+        <w:sz w:val="20"/>
+      </w:rPr>
+    </w:lvl>
+    <w:lvl w:ilvl="4" w:tentative="1">
+      <w:start w:val="1"/>
+      <w:numFmt w:val="bullet"/>
+      <w:lvlText w:val=""/>
+      <w:lvlJc w:val="left"/>
+      <w:pPr>
+        <w:tabs>
+          <w:tab w:val="num" w:pos="3600"/>
+        </w:tabs>
+        <w:ind w:left="3600" w:hanging="360"/>
+      </w:pPr>
+      <w:rPr>
+        <w:rFonts w:ascii="Wingdings" w:hAnsi="Wingdings" w:hint="default"/>
+        <w:sz w:val="20"/>
+      </w:rPr>
+    </w:lvl>
+    <w:lvl w:ilvl="5" w:tentative="1">
+      <w:start w:val="1"/>
+      <w:numFmt w:val="bullet"/>
+      <w:lvlText w:val=""/>
+      <w:lvlJc w:val="left"/>
+      <w:pPr>
+        <w:tabs>
+          <w:tab w:val="num" w:pos="4320"/>
+        </w:tabs>
+        <w:ind w:left="4320" w:hanging="360"/>
+      </w:pPr>
+      <w:rPr>
+        <w:rFonts w:ascii="Wingdings" w:hAnsi="Wingdings" w:hint="default"/>
+        <w:sz w:val="20"/>
+      </w:rPr>
+    </w:lvl>
+    <w:lvl w:ilvl="6" w:tentative="1">
+      <w:start w:val="1"/>
+      <w:numFmt w:val="bullet"/>
+      <w:lvlText w:val=""/>
+      <w:lvlJc w:val="left"/>
+      <w:pPr>
+        <w:tabs>
+          <w:tab w:val="num" w:pos="5040"/>
+        </w:tabs>
+        <w:ind w:left="5040" w:hanging="360"/>
+      </w:pPr>
+      <w:rPr>
+        <w:rFonts w:ascii="Wingdings" w:hAnsi="Wingdings" w:hint="default"/>
+        <w:sz w:val="20"/>
+      </w:rPr>
+    </w:lvl>
+    <w:lvl w:ilvl="7" w:tentative="1">
+      <w:start w:val="1"/>
+      <w:numFmt w:val="bullet"/>
+      <w:lvlText w:val=""/>
+      <w:lvlJc w:val="left"/>
+      <w:pPr>
+        <w:tabs>
+          <w:tab w:val="num" w:pos="5760"/>
+        </w:tabs>
+        <w:ind w:left="5760" w:hanging="360"/>
+      </w:pPr>
+      <w:rPr>
+        <w:rFonts w:ascii="Wingdings" w:hAnsi="Wingdings" w:hint="default"/>
+        <w:sz w:val="20"/>
+      </w:rPr>
+    </w:lvl>
+    <w:lvl w:ilvl="8" w:tentative="1">
+      <w:start w:val="1"/>
+      <w:numFmt w:val="bullet"/>
+      <w:lvlText w:val=""/>
+      <w:lvlJc w:val="left"/>
+      <w:pPr>
+        <w:tabs>
+          <w:tab w:val="num" w:pos="6480"/>
+        </w:tabs>
+        <w:ind w:left="6480" w:hanging="360"/>
+      </w:pPr>
+      <w:rPr>
+        <w:rFonts w:ascii="Wingdings" w:hAnsi="Wingdings" w:hint="default"/>
+        <w:sz w:val="20"/>
+      </w:rPr>
+    </w:lvl>
+  </w:abstractNum>
+  <w:abstractNum w:abstractNumId="17" w15:restartNumberingAfterBreak="0">
     <w:nsid w:val="7DDD4BCC"/>
     <w:multiLevelType w:val="multilevel"/>
     <w:tmpl w:val="460EDE32"/>
@@ -3772,28 +6692,58 @@
     </w:lvl>
   </w:abstractNum>
   <w:num w:numId="1" w16cid:durableId="1426464792">
+    <w:abstractNumId w:val="17"/>
+  </w:num>
+  <w:num w:numId="2" w16cid:durableId="1473674807">
+    <w:abstractNumId w:val="3"/>
+  </w:num>
+  <w:num w:numId="3" w16cid:durableId="1964657158">
+    <w:abstractNumId w:val="2"/>
+  </w:num>
+  <w:num w:numId="4" w16cid:durableId="1780106341">
     <w:abstractNumId w:val="7"/>
   </w:num>
-  <w:num w:numId="2" w16cid:durableId="1473674807">
-    <w:abstractNumId w:val="1"/>
+  <w:num w:numId="5" w16cid:durableId="778984726">
+    <w:abstractNumId w:val="12"/>
   </w:num>
-  <w:num w:numId="3" w16cid:durableId="1964657158">
+  <w:num w:numId="6" w16cid:durableId="2101639590">
+    <w:abstractNumId w:val="5"/>
+  </w:num>
+  <w:num w:numId="7" w16cid:durableId="1585915395">
+    <w:abstractNumId w:val="13"/>
+  </w:num>
+  <w:num w:numId="8" w16cid:durableId="1952128891">
+    <w:abstractNumId w:val="9"/>
+  </w:num>
+  <w:num w:numId="9" w16cid:durableId="909390243">
+    <w:abstractNumId w:val="8"/>
+  </w:num>
+  <w:num w:numId="10" w16cid:durableId="1381400203">
+    <w:abstractNumId w:val="16"/>
+  </w:num>
+  <w:num w:numId="11" w16cid:durableId="265386738">
+    <w:abstractNumId w:val="14"/>
+  </w:num>
+  <w:num w:numId="12" w16cid:durableId="384257688">
+    <w:abstractNumId w:val="11"/>
+  </w:num>
+  <w:num w:numId="13" w16cid:durableId="1984038021">
     <w:abstractNumId w:val="0"/>
   </w:num>
-  <w:num w:numId="4" w16cid:durableId="1780106341">
-    <w:abstractNumId w:val="3"/>
+  <w:num w:numId="14" w16cid:durableId="289285626">
+    <w:abstractNumId w:val="4"/>
   </w:num>
-  <w:num w:numId="5" w16cid:durableId="778984726">
-    <w:abstractNumId w:val="5"/>
+  <w:num w:numId="15" w16cid:durableId="299238329">
+    <w:abstractNumId w:val="15"/>
   </w:num>
-  <w:num w:numId="6" w16cid:durableId="2101639590">
-    <w:abstractNumId w:val="2"/>
+  <w:num w:numId="16" w16cid:durableId="13118068">
+    <w:abstractNumId w:val="10"/>
   </w:num>
-  <w:num w:numId="7" w16cid:durableId="1585915395">
+  <w:num w:numId="17" w16cid:durableId="2127921030">
     <w:abstractNumId w:val="6"/>
   </w:num>
-  <w:num w:numId="8" w16cid:durableId="1952128891">
-    <w:abstractNumId w:val="4"/>
+  <w:num w:numId="18" w16cid:durableId="1365714182">
+    <w:abstractNumId w:val="1"/>
   </w:num>
 </w:numbering>
 </file>
@@ -4401,7 +7351,6 @@
   <w:style w:type="character" w:default="1" w:styleId="DefaultParagraphFont">
     <w:name w:val="Default Paragraph Font"/>
     <w:uiPriority w:val="1"/>
-    <w:semiHidden/>
     <w:unhideWhenUsed/>
   </w:style>
   <w:style w:type="table" w:default="1" w:styleId="TableNormal">
@@ -4748,6 +7697,37 @@
       <w:shd w:val="clear" w:color="auto" w:fill="E1DFDD"/>
     </w:rPr>
   </w:style>
+  <w:style w:type="paragraph" w:styleId="HTMLPreformatted">
+    <w:name w:val="HTML Preformatted"/>
+    <w:basedOn w:val="Normal"/>
+    <w:link w:val="HTMLPreformattedChar"/>
+    <w:uiPriority w:val="99"/>
+    <w:semiHidden/>
+    <w:unhideWhenUsed/>
+    <w:rsid w:val="0058530C"/>
+    <w:pPr>
+      <w:spacing w:after="0" w:line="240" w:lineRule="auto"/>
+    </w:pPr>
+    <w:rPr>
+      <w:rFonts w:ascii="Consolas" w:hAnsi="Consolas"/>
+      <w:sz w:val="20"/>
+      <w:szCs w:val="20"/>
+    </w:rPr>
+  </w:style>
+  <w:style w:type="character" w:customStyle="1" w:styleId="HTMLPreformattedChar">
+    <w:name w:val="HTML Preformatted Char"/>
+    <w:basedOn w:val="DefaultParagraphFont"/>
+    <w:link w:val="HTMLPreformatted"/>
+    <w:uiPriority w:val="99"/>
+    <w:semiHidden/>
+    <w:rsid w:val="0058530C"/>
+    <w:rPr>
+      <w:rFonts w:ascii="Consolas" w:hAnsi="Consolas"/>
+      <w:sz w:val="20"/>
+      <w:szCs w:val="20"/>
+      <w:lang w:val="en-US"/>
+    </w:rPr>
+  </w:style>
 </w:styles>
 </file>
 
